--- a/谷歌面试指南.docx
+++ b/谷歌面试指南.docx
@@ -1202,6 +1202,64 @@
       <w:pPr>
         <w:rPr>
           <w:rFonts w:hint="eastAsia"/>
+          <w:b/>
+          <w:bCs/>
+        </w:rPr>
+      </w:pPr>
+      <w:r>
+        <w:rPr>
+          <w:rFonts w:hint="eastAsia"/>
+          <w:b/>
+          <w:bCs/>
+        </w:rPr>
+        <w:t>《The Site Reliability Workbook》</w:t>
+      </w:r>
+    </w:p>
+    <w:p>
+      <w:pPr>
+        <w:rPr>
+          <w:rFonts w:hint="eastAsia"/>
+        </w:rPr>
+      </w:pPr>
+      <w:r>
+        <w:rPr>
+          <w:rFonts w:hint="eastAsia"/>
+        </w:rPr>
+        <w:t>实战案例集。</w:t>
+      </w:r>
+    </w:p>
+    <w:p>
+      <w:pPr>
+        <w:rPr>
+          <w:rFonts w:hint="eastAsia"/>
+        </w:rPr>
+      </w:pPr>
+      <w:r>
+        <w:rPr>
+          <w:rFonts w:hint="eastAsia"/>
+          <w:b/>
+          <w:bCs/>
+        </w:rPr>
+        <w:t>《TCP/IP Illustrated, Volume 1》</w:t>
+      </w:r>
+    </w:p>
+    <w:p>
+      <w:pPr>
+        <w:rPr>
+          <w:rFonts w:hint="eastAsia"/>
+        </w:rPr>
+      </w:pPr>
+      <w:r>
+        <w:rPr>
+          <w:rFonts w:hint="eastAsia"/>
+        </w:rPr>
+        <w:t>网络协议的圣经，谷歌面试常问“当你输入URL到页面显示的底层网络细节”。</w:t>
+      </w:r>
+    </w:p>
+    <w:p>
+      <w:pPr>
+        <w:rPr>
+          <w:rFonts w:hint="eastAsia"/>
         </w:rPr>
       </w:pPr>
       <w:r>
@@ -1344,6 +1402,40 @@
           <w:rFonts w:hint="eastAsia"/>
         </w:rPr>
       </w:pPr>
+      <w:r>
+        <w:rPr>
+          <w:rFonts w:hint="eastAsia"/>
+          <w:b/>
+          <w:bCs/>
+        </w:rPr>
+        <w:t>Linux Internals Workshop</w:t>
+      </w:r>
+      <w:r>
+        <w:rPr>
+          <w:rFonts w:hint="eastAsia"/>
+        </w:rPr>
+        <w:t>(Google TechTalks)</w:t>
+      </w:r>
+    </w:p>
+    <w:p>
+      <w:pPr>
+        <w:rPr>
+          <w:rFonts w:hint="eastAsia"/>
+        </w:rPr>
+      </w:pPr>
+      <w:r>
+        <w:rPr>
+          <w:rFonts w:hint="eastAsia"/>
+        </w:rPr>
+        <w:t>细节：在YouTube上搜索谷歌内部的技术讲座，重点学习File Descriptors、Process Management 和Memory Layout。</w:t>
+      </w:r>
+    </w:p>
+    <w:p>
+      <w:pPr>
+        <w:rPr>
+          <w:rFonts w:hint="eastAsia"/>
+        </w:rPr>
+      </w:pPr>
     </w:p>
     <w:p>
       <w:pPr>
@@ -1593,7 +1685,7 @@
         <w:rPr>
           <w:rFonts w:hint="eastAsia"/>
         </w:rPr>
-        <w:t>由谷歌前HR副总裁撰写，读完你能明白谷歌面试中考核的“领导力”、“谦逊”和“ownership”具体指什么。</w:t>
+        <w:t>由谷歌前HR副总裁撰写，读完你能明白谷歌面试中考核的“领导力”、“谦逊”和“ownership”具体指什么。深入理解谷歌的招聘哲学、OKR体系以及心理安全感。对于回答Behavioral Interview (BQ)中关于团队协作的问题至关重要。</w:t>
       </w:r>
     </w:p>
     <w:p>
@@ -1647,8 +1739,87 @@
         </w:rPr>
         <w:t>Googleliness: 是否好合作、是否有担当、是否能接受反馈。</w:t>
       </w:r>
-      <w:bookmarkStart w:id="0" w:name="_GoBack"/>
-      <w:bookmarkEnd w:id="0"/>
+    </w:p>
+    <w:p>
+      <w:pPr>
+        <w:rPr>
+          <w:rFonts w:hint="eastAsia"/>
+        </w:rPr>
+      </w:pPr>
+      <w:r>
+        <w:rPr>
+          <w:rFonts w:hint="eastAsia"/>
+          <w:b/>
+          <w:bCs/>
+        </w:rPr>
+        <w:t>《Software Engineering at Google》</w:t>
+      </w:r>
+      <w:r>
+        <w:rPr>
+          <w:rFonts w:hint="eastAsia"/>
+        </w:rPr>
+        <w:t xml:space="preserve">(谷歌软件工程) </w:t>
+      </w:r>
+      <w:r>
+        <w:rPr>
+          <w:rFonts w:hint="eastAsia"/>
+          <w:lang w:val="en-US" w:eastAsia="zh-CN"/>
+        </w:rPr>
+        <w:t xml:space="preserve"> </w:t>
+      </w:r>
+      <w:r>
+        <w:rPr>
+          <w:rFonts w:hint="eastAsia"/>
+        </w:rPr>
+        <w:t>Titus Winters等</w:t>
+      </w:r>
+    </w:p>
+    <w:p>
+      <w:pPr>
+        <w:rPr>
+          <w:rFonts w:hint="eastAsia"/>
+        </w:rPr>
+      </w:pPr>
+      <w:r>
+        <w:rPr>
+          <w:rFonts w:hint="eastAsia"/>
+        </w:rPr>
+        <w:t>细节：这本书由谷歌的三位资深工程师编写。重点看：单元测试 (Unit Testing)、代码审查 (Code Review)、依赖管理和技术债。它会告诉你谷歌内部如何定义“好的工程实践”。</w:t>
+      </w:r>
+    </w:p>
+    <w:p>
+      <w:pPr>
+        <w:rPr>
+          <w:rFonts w:hint="eastAsia"/>
+        </w:rPr>
+      </w:pPr>
+      <w:r>
+        <w:rPr>
+          <w:rFonts w:hint="eastAsia"/>
+          <w:b/>
+          <w:bCs/>
+        </w:rPr>
+        <w:t>《The STAR Interview》</w:t>
+      </w:r>
+      <w:r>
+        <w:rPr>
+          <w:rFonts w:hint="eastAsia"/>
+        </w:rPr>
+        <w:t>Misha Yurchenko</w:t>
+      </w:r>
+    </w:p>
+    <w:p>
+      <w:pPr>
+        <w:rPr>
+          <w:rFonts w:hint="eastAsia"/>
+        </w:rPr>
+      </w:pPr>
+      <w:r>
+        <w:rPr>
+          <w:rFonts w:hint="eastAsia"/>
+        </w:rPr>
+        <w:t>细节：专门教你如何将过去经历包装成谷歌喜欢的“故事”。重点练习如何展示Ambiguity (处理模糊性)和Conflict Resolution(解决冲突)。</w:t>
+      </w:r>
     </w:p>
     <w:p>
       <w:pPr>
@@ -1793,6 +1964,9 @@
         </w:numPr>
         <w:rPr>
           <w:rFonts w:hint="eastAsia"/>
+          <w:b/>
+          <w:bCs/>
+          <w:lang w:val="en-US" w:eastAsia="zh-CN"/>
         </w:rPr>
       </w:pPr>
       <w:r>
@@ -1812,6 +1986,263 @@
           <w:rFonts w:hint="eastAsia"/>
           <w:b/>
           <w:bCs/>
+          <w:lang w:val="en-US" w:eastAsia="zh-CN"/>
+        </w:rPr>
+        <w:t>机器学习</w:t>
+      </w:r>
+    </w:p>
+    <w:p>
+      <w:pPr>
+        <w:numPr>
+          <w:numId w:val="0"/>
+        </w:numPr>
+        <w:rPr>
+          <w:rFonts w:hint="default"/>
+          <w:lang w:val="en-US" w:eastAsia="zh-CN"/>
+        </w:rPr>
+      </w:pPr>
+      <w:r>
+        <w:rPr>
+          <w:rFonts w:hint="eastAsia"/>
+          <w:b/>
+          <w:bCs/>
+          <w:lang w:val="en-US" w:eastAsia="zh-CN"/>
+        </w:rPr>
+        <w:t>1.</w:t>
+      </w:r>
+      <w:r>
+        <w:rPr>
+          <w:rFonts w:hint="default"/>
+          <w:b/>
+          <w:bCs/>
+          <w:lang w:val="en-US" w:eastAsia="zh-CN"/>
+        </w:rPr>
+        <w:t>必读书籍</w:t>
+      </w:r>
+    </w:p>
+    <w:p>
+      <w:pPr>
+        <w:numPr>
+          <w:numId w:val="0"/>
+        </w:numPr>
+        <w:rPr>
+          <w:rFonts w:hint="default"/>
+          <w:lang w:val="en-US" w:eastAsia="zh-CN"/>
+        </w:rPr>
+      </w:pPr>
+      <w:r>
+        <w:rPr>
+          <w:rFonts w:hint="default"/>
+          <w:b/>
+          <w:bCs/>
+          <w:lang w:val="en-US" w:eastAsia="zh-CN"/>
+        </w:rPr>
+        <w:t>《Hands-On Machine Learning with Scikit-Learn, Keras, and TensorFlow》</w:t>
+      </w:r>
+      <w:r>
+        <w:rPr>
+          <w:rFonts w:hint="default"/>
+          <w:lang w:val="en-US" w:eastAsia="zh-CN"/>
+        </w:rPr>
+        <w:t>Aurélien Géron</w:t>
+      </w:r>
+    </w:p>
+    <w:p>
+      <w:pPr>
+        <w:numPr>
+          <w:numId w:val="0"/>
+        </w:numPr>
+        <w:rPr>
+          <w:rFonts w:hint="default"/>
+          <w:lang w:val="en-US" w:eastAsia="zh-CN"/>
+        </w:rPr>
+      </w:pPr>
+      <w:r>
+        <w:rPr>
+          <w:rFonts w:hint="default"/>
+          <w:lang w:val="en-US" w:eastAsia="zh-CN"/>
+        </w:rPr>
+        <w:t>细节：重点看端到端ML项目流程以及如何处理不平衡数据集。</w:t>
+      </w:r>
+    </w:p>
+    <w:p>
+      <w:pPr>
+        <w:numPr>
+          <w:numId w:val="0"/>
+        </w:numPr>
+        <w:rPr>
+          <w:rFonts w:hint="default"/>
+          <w:lang w:val="en-US" w:eastAsia="zh-CN"/>
+        </w:rPr>
+      </w:pPr>
+      <w:r>
+        <w:rPr>
+          <w:rFonts w:hint="eastAsia"/>
+          <w:b/>
+          <w:bCs/>
+          <w:lang w:val="en-US" w:eastAsia="zh-CN"/>
+        </w:rPr>
+        <w:t>2</w:t>
+      </w:r>
+      <w:r>
+        <w:rPr>
+          <w:rFonts w:hint="default"/>
+          <w:b/>
+          <w:bCs/>
+          <w:lang w:val="en-US" w:eastAsia="zh-CN"/>
+        </w:rPr>
+        <w:t>.谷歌官方课程</w:t>
+      </w:r>
+    </w:p>
+    <w:p>
+      <w:pPr>
+        <w:numPr>
+          <w:numId w:val="0"/>
+        </w:numPr>
+        <w:rPr>
+          <w:rFonts w:hint="default"/>
+          <w:lang w:val="en-US" w:eastAsia="zh-CN"/>
+        </w:rPr>
+      </w:pPr>
+      <w:r>
+        <w:rPr>
+          <w:rFonts w:hint="default"/>
+          <w:b/>
+          <w:bCs/>
+          <w:lang w:val="en-US" w:eastAsia="zh-CN"/>
+        </w:rPr>
+        <w:t>Google Machine Learning Crash Course</w:t>
+      </w:r>
+      <w:r>
+        <w:rPr>
+          <w:rFonts w:hint="default"/>
+          <w:lang w:val="en-US" w:eastAsia="zh-CN"/>
+        </w:rPr>
+        <w:t xml:space="preserve"> (MLCC)</w:t>
+      </w:r>
+    </w:p>
+    <w:p>
+      <w:pPr>
+        <w:numPr>
+          <w:numId w:val="0"/>
+        </w:numPr>
+        <w:rPr>
+          <w:rFonts w:hint="default"/>
+          <w:lang w:val="en-US" w:eastAsia="zh-CN"/>
+        </w:rPr>
+      </w:pPr>
+      <w:r>
+        <w:rPr>
+          <w:rFonts w:hint="default"/>
+          <w:lang w:val="en-US" w:eastAsia="zh-CN"/>
+        </w:rPr>
+        <w:t>细节：谷歌内部培训员工的入门课。重点掌握：Feature Engineering(特征工程)、Regularization(正则化)和ML Fairness(机器学习公平性)。</w:t>
+      </w:r>
+    </w:p>
+    <w:p>
+      <w:pPr>
+        <w:numPr>
+          <w:numId w:val="0"/>
+        </w:numPr>
+        <w:rPr>
+          <w:rFonts w:hint="default"/>
+          <w:lang w:val="en-US" w:eastAsia="zh-CN"/>
+        </w:rPr>
+      </w:pPr>
+      <w:r>
+        <w:rPr>
+          <w:rFonts w:hint="default"/>
+          <w:b/>
+          <w:bCs/>
+          <w:lang w:val="en-US" w:eastAsia="zh-CN"/>
+        </w:rPr>
+        <w:t>DeepLearning.AI (Coursera)</w:t>
+      </w:r>
+      <w:bookmarkStart w:id="0" w:name="_GoBack"/>
+      <w:bookmarkEnd w:id="0"/>
+    </w:p>
+    <w:p>
+      <w:pPr>
+        <w:numPr>
+          <w:numId w:val="0"/>
+        </w:numPr>
+        <w:rPr>
+          <w:rFonts w:hint="default"/>
+          <w:lang w:val="en-US" w:eastAsia="zh-CN"/>
+        </w:rPr>
+      </w:pPr>
+      <w:r>
+        <w:rPr>
+          <w:rFonts w:hint="default"/>
+          <w:lang w:val="en-US" w:eastAsia="zh-CN"/>
+        </w:rPr>
+        <w:t>讲师：Andrew Ng(吴恩达)</w:t>
+      </w:r>
+    </w:p>
+    <w:p>
+      <w:pPr>
+        <w:numPr>
+          <w:numId w:val="0"/>
+        </w:numPr>
+        <w:rPr>
+          <w:rFonts w:hint="default"/>
+          <w:lang w:val="en-US" w:eastAsia="zh-CN"/>
+        </w:rPr>
+      </w:pPr>
+      <w:r>
+        <w:rPr>
+          <w:rFonts w:hint="default"/>
+          <w:lang w:val="en-US" w:eastAsia="zh-CN"/>
+        </w:rPr>
+        <w:t>细节：重点看Structuring Machine Learning Projects。谷歌面试官喜欢考如何诊断模型：是高偏差(Bias)还是高方差(Variance)？</w:t>
+      </w:r>
+    </w:p>
+    <w:p>
+      <w:pPr>
+        <w:rPr>
+          <w:rFonts w:hint="eastAsia"/>
+        </w:rPr>
+      </w:pPr>
+    </w:p>
+    <w:p>
+      <w:pPr>
+        <w:numPr>
+          <w:ilvl w:val="0"/>
+          <w:numId w:val="0"/>
+        </w:numPr>
+        <w:rPr>
+          <w:rFonts w:hint="eastAsia"/>
+        </w:rPr>
+      </w:pPr>
+      <w:r>
+        <w:rPr>
+          <w:rFonts w:hint="eastAsia" w:cstheme="minorBidi"/>
+          <w:b/>
+          <w:bCs/>
+          <w:kern w:val="2"/>
+          <w:sz w:val="21"/>
+          <w:szCs w:val="24"/>
+          <w:lang w:val="en-US" w:eastAsia="zh-CN" w:bidi="ar-SA"/>
+        </w:rPr>
+        <w:t>五</w:t>
+      </w:r>
+      <w:r>
+        <w:rPr>
+          <w:rFonts w:hint="eastAsia" w:asciiTheme="minorHAnsi" w:hAnsiTheme="minorHAnsi" w:eastAsiaTheme="minorEastAsia" w:cstheme="minorBidi"/>
+          <w:b/>
+          <w:bCs/>
+          <w:kern w:val="2"/>
+          <w:sz w:val="21"/>
+          <w:szCs w:val="24"/>
+          <w:lang w:val="en-US" w:eastAsia="zh-CN" w:bidi="ar-SA"/>
+        </w:rPr>
+        <w:t>、</w:t>
+      </w:r>
+      <w:r>
+        <w:rPr>
+          <w:rFonts w:hint="eastAsia"/>
+          <w:b/>
+          <w:bCs/>
         </w:rPr>
         <w:t>实战练习与模拟平台</w:t>
       </w:r>
@@ -1819,6 +2250,7 @@
     <w:p>
       <w:pPr>
         <w:numPr>
+          <w:ilvl w:val="0"/>
           <w:numId w:val="0"/>
         </w:numPr>
         <w:rPr>
@@ -1835,6 +2267,7 @@
     <w:p>
       <w:pPr>
         <w:numPr>
+          <w:ilvl w:val="0"/>
           <w:numId w:val="0"/>
         </w:numPr>
         <w:rPr>
@@ -1859,6 +2292,7 @@
     <w:p>
       <w:pPr>
         <w:numPr>
+          <w:ilvl w:val="0"/>
           <w:numId w:val="0"/>
         </w:numPr>
         <w:rPr>
@@ -1883,6 +2317,7 @@
     <w:p>
       <w:pPr>
         <w:numPr>
+          <w:ilvl w:val="0"/>
           <w:numId w:val="0"/>
         </w:numPr>
         <w:rPr>
@@ -1899,6 +2334,7 @@
     <w:p>
       <w:pPr>
         <w:numPr>
+          <w:ilvl w:val="0"/>
           <w:numId w:val="0"/>
         </w:numPr>
         <w:rPr>
@@ -1923,16 +2359,18 @@
     <w:p>
       <w:pPr>
         <w:numPr>
-          <w:numId w:val="0"/>
-        </w:numPr>
-        <w:rPr>
-          <w:rFonts w:hint="eastAsia"/>
-        </w:rPr>
-      </w:pPr>
-    </w:p>
-    <w:p>
-      <w:pPr>
-        <w:numPr>
+          <w:ilvl w:val="0"/>
+          <w:numId w:val="0"/>
+        </w:numPr>
+        <w:rPr>
+          <w:rFonts w:hint="eastAsia"/>
+        </w:rPr>
+      </w:pPr>
+    </w:p>
+    <w:p>
+      <w:pPr>
+        <w:numPr>
+          <w:ilvl w:val="0"/>
           <w:numId w:val="0"/>
         </w:numPr>
         <w:rPr>
@@ -1957,16 +2395,18 @@
     <w:p>
       <w:pPr>
         <w:numPr>
-          <w:numId w:val="0"/>
-        </w:numPr>
-        <w:rPr>
-          <w:rFonts w:hint="eastAsia"/>
-        </w:rPr>
-      </w:pPr>
-    </w:p>
-    <w:p>
-      <w:pPr>
-        <w:numPr>
+          <w:ilvl w:val="0"/>
+          <w:numId w:val="0"/>
+        </w:numPr>
+        <w:rPr>
+          <w:rFonts w:hint="eastAsia"/>
+        </w:rPr>
+      </w:pPr>
+    </w:p>
+    <w:p>
+      <w:pPr>
+        <w:numPr>
+          <w:ilvl w:val="0"/>
           <w:numId w:val="0"/>
         </w:numPr>
         <w:rPr>
@@ -1983,6 +2423,7 @@
     <w:p>
       <w:pPr>
         <w:numPr>
+          <w:ilvl w:val="0"/>
           <w:numId w:val="0"/>
         </w:numPr>
         <w:rPr>
@@ -1999,6 +2440,7 @@
     <w:p>
       <w:pPr>
         <w:numPr>
+          <w:ilvl w:val="0"/>
           <w:numId w:val="0"/>
         </w:numPr>
         <w:rPr>
@@ -2015,6 +2457,7 @@
     <w:p>
       <w:pPr>
         <w:numPr>
+          <w:ilvl w:val="0"/>
           <w:numId w:val="0"/>
         </w:numPr>
         <w:rPr>
@@ -2031,6 +2474,7 @@
     <w:p>
       <w:pPr>
         <w:numPr>
+          <w:ilvl w:val="0"/>
           <w:numId w:val="0"/>
         </w:numPr>
         <w:rPr>
@@ -2047,6 +2491,7 @@
     <w:p>
       <w:pPr>
         <w:numPr>
+          <w:ilvl w:val="0"/>
           <w:numId w:val="0"/>
         </w:numPr>
         <w:rPr>
@@ -2063,16 +2508,18 @@
     <w:p>
       <w:pPr>
         <w:numPr>
-          <w:numId w:val="0"/>
-        </w:numPr>
-        <w:rPr>
-          <w:rFonts w:hint="eastAsia"/>
-        </w:rPr>
-      </w:pPr>
-    </w:p>
-    <w:p>
-      <w:pPr>
-        <w:numPr>
+          <w:ilvl w:val="0"/>
+          <w:numId w:val="0"/>
+        </w:numPr>
+        <w:rPr>
+          <w:rFonts w:hint="eastAsia"/>
+        </w:rPr>
+      </w:pPr>
+    </w:p>
+    <w:p>
+      <w:pPr>
+        <w:numPr>
+          <w:ilvl w:val="0"/>
           <w:numId w:val="0"/>
         </w:numPr>
         <w:rPr>
@@ -2089,6 +2536,7 @@
     <w:p>
       <w:pPr>
         <w:numPr>
+          <w:ilvl w:val="0"/>
           <w:numId w:val="0"/>
         </w:numPr>
         <w:rPr>
@@ -2105,6 +2553,7 @@
     <w:p>
       <w:pPr>
         <w:numPr>
+          <w:ilvl w:val="0"/>
           <w:numId w:val="0"/>
         </w:numPr>
         <w:rPr>
@@ -2121,6 +2570,7 @@
     <w:p>
       <w:pPr>
         <w:numPr>
+          <w:ilvl w:val="0"/>
           <w:numId w:val="0"/>
         </w:numPr>
         <w:rPr>
@@ -2137,16 +2587,18 @@
     <w:p>
       <w:pPr>
         <w:numPr>
-          <w:numId w:val="0"/>
-        </w:numPr>
-        <w:rPr>
-          <w:rFonts w:hint="eastAsia"/>
-        </w:rPr>
-      </w:pPr>
-    </w:p>
-    <w:p>
-      <w:pPr>
-        <w:numPr>
+          <w:ilvl w:val="0"/>
+          <w:numId w:val="0"/>
+        </w:numPr>
+        <w:rPr>
+          <w:rFonts w:hint="eastAsia"/>
+        </w:rPr>
+      </w:pPr>
+    </w:p>
+    <w:p>
+      <w:pPr>
+        <w:numPr>
+          <w:ilvl w:val="0"/>
           <w:numId w:val="0"/>
         </w:numPr>
         <w:rPr>
@@ -2163,6 +2615,7 @@
     <w:p>
       <w:pPr>
         <w:numPr>
+          <w:ilvl w:val="0"/>
           <w:numId w:val="0"/>
         </w:numPr>
         <w:rPr>
@@ -2179,6 +2632,7 @@
     <w:p>
       <w:pPr>
         <w:numPr>
+          <w:ilvl w:val="0"/>
           <w:numId w:val="0"/>
         </w:numPr>
         <w:rPr>
@@ -2195,16 +2649,18 @@
     <w:p>
       <w:pPr>
         <w:numPr>
-          <w:numId w:val="0"/>
-        </w:numPr>
-        <w:rPr>
-          <w:rFonts w:hint="eastAsia"/>
-        </w:rPr>
-      </w:pPr>
-    </w:p>
-    <w:p>
-      <w:pPr>
-        <w:numPr>
+          <w:ilvl w:val="0"/>
+          <w:numId w:val="0"/>
+        </w:numPr>
+        <w:rPr>
+          <w:rFonts w:hint="eastAsia"/>
+        </w:rPr>
+      </w:pPr>
+    </w:p>
+    <w:p>
+      <w:pPr>
+        <w:numPr>
+          <w:ilvl w:val="0"/>
           <w:numId w:val="0"/>
         </w:numPr>
         <w:rPr>
@@ -2221,6 +2677,7 @@
     <w:p>
       <w:pPr>
         <w:numPr>
+          <w:ilvl w:val="0"/>
           <w:numId w:val="0"/>
         </w:numPr>
         <w:rPr>
@@ -2237,6 +2694,7 @@
     <w:p>
       <w:pPr>
         <w:numPr>
+          <w:ilvl w:val="0"/>
           <w:numId w:val="0"/>
         </w:numPr>
         <w:rPr>
@@ -2253,6 +2711,7 @@
     <w:p>
       <w:pPr>
         <w:numPr>
+          <w:ilvl w:val="0"/>
           <w:numId w:val="0"/>
         </w:numPr>
         <w:rPr>
@@ -2269,6 +2728,7 @@
     <w:p>
       <w:pPr>
         <w:numPr>
+          <w:ilvl w:val="0"/>
           <w:numId w:val="0"/>
         </w:numPr>
         <w:rPr>
@@ -2285,6 +2745,7 @@
     <w:p>
       <w:pPr>
         <w:numPr>
+          <w:ilvl w:val="0"/>
           <w:numId w:val="0"/>
         </w:numPr>
         <w:rPr>
@@ -2301,6 +2762,7 @@
     <w:p>
       <w:pPr>
         <w:numPr>
+          <w:ilvl w:val="0"/>
           <w:numId w:val="0"/>
         </w:numPr>
         <w:rPr>
@@ -2317,6 +2779,7 @@
     <w:p>
       <w:pPr>
         <w:numPr>
+          <w:ilvl w:val="0"/>
           <w:numId w:val="0"/>
         </w:numPr>
         <w:rPr>

--- a/谷歌面试指南.docx
+++ b/谷歌面试指南.docx
@@ -155,14 +155,22 @@
     <w:p>
       <w:pPr>
         <w:rPr>
-          <w:rFonts w:hint="eastAsia"/>
-        </w:rPr>
-      </w:pPr>
-      <w:r>
-        <w:rPr>
-          <w:rFonts w:hint="eastAsia"/>
-        </w:rPr>
-        <w:t>建议：适合冲刺阶段，尝试在不看答案的情况下解决书中的难题。重点练习"Design Problems" 章节。这类题目要求你设计一个类或数据结构，比如“设计一个支持Max操作的栈”或“设计一个LRU 缓存”。</w:t>
+          <w:rFonts w:hint="eastAsia" w:eastAsiaTheme="minorEastAsia"/>
+          <w:lang w:eastAsia="zh-CN"/>
+        </w:rPr>
+      </w:pPr>
+      <w:r>
+        <w:rPr>
+          <w:rFonts w:hint="eastAsia"/>
+        </w:rPr>
+        <w:t>建议：适合冲刺阶段，尝试在不看答案的情况下解决书中的难题。重点练习"Design Problems" 章节。这类题目要求你设计一个类或数据结构，比如“设计一个支持Max操作的栈”或“设计一个LRU 缓存”。实现一个高度平衡的二叉树</w:t>
+      </w:r>
+      <w:r>
+        <w:rPr>
+          <w:rFonts w:hint="eastAsia"/>
+          <w:lang w:eastAsia="zh-CN"/>
+        </w:rPr>
+        <w:t>。实现一个可以处理并发请求的LRU Cache。</w:t>
       </w:r>
     </w:p>
     <w:p>
@@ -240,7 +248,7 @@
         <w:rPr>
           <w:rFonts w:hint="eastAsia"/>
         </w:rPr>
-        <w:t>Chapter 18 (Graphs): 必须掌握拓扑排序和强连通分量(SCC)。</w:t>
+        <w:t>Chapter 18 (Graphs): 必须掌握拓扑排序和强连通分量(SCC)。谷歌非常喜欢在Graph题目中加入状态机或动态规划。</w:t>
       </w:r>
     </w:p>
     <w:p>
@@ -446,7 +454,7 @@
         <w:rPr>
           <w:rFonts w:hint="eastAsia"/>
         </w:rPr>
-        <w:t>War Stories：书中的真实案例分析能帮你学会如何在资源受限时优化算法。</w:t>
+        <w:t>War Stories：书中的真实案例分析能帮你学会如何在资源受限时优化算法。这些真实案例会教你当标准算法失效时，如何通过启发式算法（Heuristics）解决问题，这在谷歌的面试后期（Follow-up问题）非常有用。</w:t>
       </w:r>
     </w:p>
     <w:p>
@@ -611,6 +619,19 @@
       <w:r>
         <w:rPr>
           <w:rFonts w:hint="eastAsia"/>
+        </w:rPr>
+        <w:t>必看模块：Union-Find和Red-Black Trees。谷歌有时会考这些基础结构的变体，理解底层指针操作（Pointer Manipulation）至关重要。</w:t>
+      </w:r>
+    </w:p>
+    <w:p>
+      <w:pPr>
+        <w:rPr>
+          <w:rFonts w:hint="eastAsia"/>
+        </w:rPr>
+      </w:pPr>
+      <w:r>
+        <w:rPr>
+          <w:rFonts w:hint="eastAsia"/>
           <w:b/>
           <w:bCs/>
         </w:rPr>
@@ -642,6 +663,34 @@
           <w:b/>
           <w:bCs/>
         </w:rPr>
+        <w:t>MIT 6.006(Introduction to Algorithms)</w:t>
+      </w:r>
+    </w:p>
+    <w:p>
+      <w:pPr>
+        <w:rPr>
+          <w:rFonts w:hint="eastAsia"/>
+        </w:rPr>
+      </w:pPr>
+      <w:r>
+        <w:rPr>
+          <w:rFonts w:hint="eastAsia"/>
+        </w:rPr>
+        <w:t>必看模块：Dynamic Programming(DP)部分。讲师Erik Demaine会教你如何用5个步骤拆解任何DP题目，这能让你在面试时不卡壳。</w:t>
+      </w:r>
+    </w:p>
+    <w:p>
+      <w:pPr>
+        <w:rPr>
+          <w:rFonts w:hint="eastAsia"/>
+        </w:rPr>
+      </w:pPr>
+      <w:r>
+        <w:rPr>
+          <w:rFonts w:hint="eastAsia"/>
+          <w:b/>
+          <w:bCs/>
+        </w:rPr>
         <w:t>Google Tech Dev Guide</w:t>
       </w:r>
       <w:r>
@@ -1029,33 +1078,33 @@
         <w:rPr>
           <w:rFonts w:hint="eastAsia"/>
         </w:rPr>
-        <w:t>第3章：存储与检索。理解B-Tree和LSM-Tree 的区别（这决定了数据库是写多还是读多）。</w:t>
-      </w:r>
-    </w:p>
-    <w:p>
-      <w:pPr>
-        <w:rPr>
-          <w:rFonts w:hint="eastAsia"/>
-        </w:rPr>
-      </w:pPr>
-      <w:r>
-        <w:rPr>
-          <w:rFonts w:hint="eastAsia"/>
-        </w:rPr>
-        <w:t>第5、6章：复制与分片。如何处理分布式系统中的节点崩溃和数据倾斜。</w:t>
-      </w:r>
-    </w:p>
-    <w:p>
-      <w:pPr>
-        <w:rPr>
-          <w:rFonts w:hint="eastAsia"/>
-        </w:rPr>
-      </w:pPr>
-      <w:r>
-        <w:rPr>
-          <w:rFonts w:hint="eastAsia"/>
-        </w:rPr>
-        <w:t>第9章：一致性与共识。谷歌内部大量使用Paxos和Raft协议（对应的开源实现如 Etcd），面试官会深挖。</w:t>
+        <w:t>第3章：存储与检索。理解B-Tree和LSM-Tree 的区别（这决定了数据库是写多还是读多）。理解SSTables和LSM-Trees。谷歌的Bigtable就是基于此。你需要能解释为什么LSM-Tree适合写密集的系统。</w:t>
+      </w:r>
+    </w:p>
+    <w:p>
+      <w:pPr>
+        <w:rPr>
+          <w:rFonts w:hint="eastAsia"/>
+        </w:rPr>
+      </w:pPr>
+      <w:r>
+        <w:rPr>
+          <w:rFonts w:hint="eastAsia"/>
+        </w:rPr>
+        <w:t>第5、6章：复制与分片。如何处理分布式系统中的节点崩溃和数据倾斜。深入理解Leaderless Replication(Amazon Dynamo风格)与Single-leader Replication。</w:t>
+      </w:r>
+    </w:p>
+    <w:p>
+      <w:pPr>
+        <w:rPr>
+          <w:rFonts w:hint="eastAsia"/>
+        </w:rPr>
+      </w:pPr>
+      <w:r>
+        <w:rPr>
+          <w:rFonts w:hint="eastAsia"/>
+        </w:rPr>
+        <w:t>第9章：一致性与共识。谷歌内部大量使用Paxos和Raft协议（对应的开源实现如 Etcd），面试官会深挖。彻底搞懂什么是Linearizability (线性一致性)。面试官可能会问：“如果在一个分布式系统里读到了旧数据，你会从哪些维度去排查？”</w:t>
       </w:r>
     </w:p>
     <w:p>
@@ -1405,6 +1454,58 @@
       <w:r>
         <w:rPr>
           <w:rFonts w:hint="eastAsia"/>
+        </w:rPr>
+        <w:t>Lecture 3: GFS (The Google File System)。这是所有大数据系统的祖师爷，理解它的Master节点如何处理元数据是必修课。</w:t>
+      </w:r>
+    </w:p>
+    <w:p>
+      <w:pPr>
+        <w:rPr>
+          <w:rFonts w:hint="eastAsia"/>
+        </w:rPr>
+      </w:pPr>
+      <w:r>
+        <w:rPr>
+          <w:rFonts w:hint="eastAsia"/>
+        </w:rPr>
+        <w:t>Lecture 6: Raft</w:t>
+      </w:r>
+      <w:r>
+        <w:rPr>
+          <w:rFonts w:hint="eastAsia"/>
+          <w:lang w:eastAsia="zh-CN"/>
+        </w:rPr>
+        <w:t>。</w:t>
+      </w:r>
+      <w:r>
+        <w:rPr>
+          <w:rFonts w:hint="eastAsia"/>
+        </w:rPr>
+        <w:t>面试时如果能手绘Raft的选举和日志复制过程，系统设计环节基本稳拿 Strong Hire。</w:t>
+      </w:r>
+    </w:p>
+    <w:p>
+      <w:pPr>
+        <w:rPr>
+          <w:rFonts w:hint="eastAsia"/>
+        </w:rPr>
+      </w:pPr>
+      <w:r>
+        <w:rPr>
+          <w:rFonts w:hint="eastAsia"/>
+        </w:rPr>
+        <w:t>阅读论文：Spanner: Google’s Globally-Distributed Database。重点理解谷歌如何利用TrueTime API（原子钟）来解决全球分布式系统的时间序问题。</w:t>
+      </w:r>
+    </w:p>
+    <w:p>
+      <w:pPr>
+        <w:rPr>
+          <w:rFonts w:hint="eastAsia"/>
+        </w:rPr>
+      </w:pPr>
+      <w:r>
+        <w:rPr>
+          <w:rFonts w:hint="eastAsia"/>
           <w:b/>
           <w:bCs/>
         </w:rPr>
@@ -1832,6 +1933,424 @@
       <w:pPr>
         <w:rPr>
           <w:rFonts w:hint="eastAsia"/>
+          <w:lang w:val="en-US" w:eastAsia="zh-CN"/>
+        </w:rPr>
+      </w:pPr>
+      <w:r>
+        <w:rPr>
+          <w:rFonts w:hint="eastAsia"/>
+          <w:lang w:val="en-US" w:eastAsia="zh-CN"/>
+        </w:rPr>
+        <w:t>非技术书籍：</w:t>
+      </w:r>
+    </w:p>
+    <w:p>
+      <w:pPr>
+        <w:rPr>
+          <w:rFonts w:hint="default"/>
+          <w:lang w:val="en-US" w:eastAsia="zh-CN"/>
+        </w:rPr>
+      </w:pPr>
+      <w:r>
+        <w:rPr>
+          <w:rFonts w:hint="default"/>
+          <w:b/>
+          <w:bCs/>
+          <w:lang w:val="en-US" w:eastAsia="zh-CN"/>
+        </w:rPr>
+        <w:t>《人月神话》(The Mythical Man-Month)</w:t>
+      </w:r>
+    </w:p>
+    <w:p>
+      <w:pPr>
+        <w:rPr>
+          <w:rFonts w:hint="default"/>
+          <w:lang w:val="en-US" w:eastAsia="zh-CN"/>
+        </w:rPr>
+      </w:pPr>
+      <w:r>
+        <w:rPr>
+          <w:rFonts w:hint="default"/>
+          <w:lang w:val="en-US" w:eastAsia="zh-CN"/>
+        </w:rPr>
+        <w:t>核心主题：软件工程管理与项目哲学</w:t>
+      </w:r>
+      <w:r>
+        <w:rPr>
+          <w:rFonts w:hint="eastAsia"/>
+          <w:lang w:val="en-US" w:eastAsia="zh-CN"/>
+        </w:rPr>
+        <w:t>。</w:t>
+      </w:r>
+      <w:r>
+        <w:rPr>
+          <w:rFonts w:hint="default"/>
+          <w:lang w:val="en-US" w:eastAsia="zh-CN"/>
+        </w:rPr>
+        <w:t>这本书被誉为软件工程界的“圣经”。作者弗雷德里克·布鲁克斯（Fred Brooks）基于他在IBM开发OS/36</w:t>
+      </w:r>
+      <w:r>
+        <w:rPr>
+          <w:rFonts w:hint="eastAsia"/>
+          <w:lang w:val="en-US" w:eastAsia="zh-CN"/>
+        </w:rPr>
+        <w:t>0</w:t>
+      </w:r>
+      <w:r>
+        <w:rPr>
+          <w:rFonts w:hint="default"/>
+          <w:lang w:val="en-US" w:eastAsia="zh-CN"/>
+        </w:rPr>
+        <w:t>系统的经验，深刻揭示了软件开发的本质困难。</w:t>
+      </w:r>
+    </w:p>
+    <w:p>
+      <w:pPr>
+        <w:rPr>
+          <w:rFonts w:hint="default"/>
+          <w:lang w:val="en-US" w:eastAsia="zh-CN"/>
+        </w:rPr>
+      </w:pPr>
+      <w:r>
+        <w:rPr>
+          <w:rFonts w:hint="default"/>
+          <w:lang w:val="en-US" w:eastAsia="zh-CN"/>
+        </w:rPr>
+        <w:t>为什么读：它提出了著名的布鲁克斯法则：“向进度落后的项目中增加人手，只会使进度更加落后。”它能帮你理解为什么软件开发不是简单的线性堆砖头，并学会识别项目中的“焦油坑”。</w:t>
+      </w:r>
+    </w:p>
+    <w:p>
+      <w:pPr>
+        <w:rPr>
+          <w:rFonts w:hint="default"/>
+          <w:lang w:val="en-US" w:eastAsia="zh-CN"/>
+        </w:rPr>
+      </w:pPr>
+    </w:p>
+    <w:p>
+      <w:pPr>
+        <w:rPr>
+          <w:rFonts w:hint="default"/>
+          <w:lang w:val="en-US" w:eastAsia="zh-CN"/>
+        </w:rPr>
+      </w:pPr>
+      <w:r>
+        <w:rPr>
+          <w:rFonts w:hint="default"/>
+          <w:b/>
+          <w:bCs/>
+          <w:lang w:val="en-US" w:eastAsia="zh-CN"/>
+        </w:rPr>
+        <w:t>《程序员职业素养》(The Clean Coder)</w:t>
+      </w:r>
+    </w:p>
+    <w:p>
+      <w:pPr>
+        <w:rPr>
+          <w:rFonts w:hint="default"/>
+          <w:lang w:val="en-US" w:eastAsia="zh-CN"/>
+        </w:rPr>
+      </w:pPr>
+      <w:r>
+        <w:rPr>
+          <w:rFonts w:hint="default"/>
+          <w:lang w:val="en-US" w:eastAsia="zh-CN"/>
+        </w:rPr>
+        <w:t>核心主题：职业主义、沟通与责任</w:t>
+      </w:r>
+      <w:r>
+        <w:rPr>
+          <w:rFonts w:hint="eastAsia"/>
+          <w:lang w:val="en-US" w:eastAsia="zh-CN"/>
+        </w:rPr>
+        <w:t>。</w:t>
+      </w:r>
+      <w:r>
+        <w:rPr>
+          <w:rFonts w:hint="default"/>
+          <w:lang w:val="en-US" w:eastAsia="zh-CN"/>
+        </w:rPr>
+        <w:t>由“鲍勃大叔”（Robert C. Martin）撰写。这本书关注的不是Clean Code（怎么写代码），而是Clean Coder（怎么做人）。</w:t>
+      </w:r>
+    </w:p>
+    <w:p>
+      <w:pPr>
+        <w:rPr>
+          <w:rFonts w:hint="default"/>
+          <w:lang w:val="en-US" w:eastAsia="zh-CN"/>
+        </w:rPr>
+      </w:pPr>
+      <w:r>
+        <w:rPr>
+          <w:rFonts w:hint="default"/>
+          <w:lang w:val="en-US" w:eastAsia="zh-CN"/>
+        </w:rPr>
+        <w:t>为什么读：它会教你如何专业地拒绝不合理的需求、如何应对压力、以及如何估算时间。它是从“码农”转型为“专业工程师”的必经之路。</w:t>
+      </w:r>
+    </w:p>
+    <w:p>
+      <w:pPr>
+        <w:rPr>
+          <w:rFonts w:hint="default"/>
+          <w:lang w:val="en-US" w:eastAsia="zh-CN"/>
+        </w:rPr>
+      </w:pPr>
+    </w:p>
+    <w:p>
+      <w:pPr>
+        <w:rPr>
+          <w:rFonts w:hint="default"/>
+          <w:lang w:val="en-US" w:eastAsia="zh-CN"/>
+        </w:rPr>
+      </w:pPr>
+      <w:r>
+        <w:rPr>
+          <w:rFonts w:hint="default"/>
+          <w:b/>
+          <w:bCs/>
+          <w:lang w:val="en-US" w:eastAsia="zh-CN"/>
+        </w:rPr>
+        <w:t>《软技能：代码之外的生存指南》(Soft Skills)</w:t>
+      </w:r>
+    </w:p>
+    <w:p>
+      <w:pPr>
+        <w:rPr>
+          <w:rFonts w:hint="default"/>
+          <w:lang w:val="en-US" w:eastAsia="zh-CN"/>
+        </w:rPr>
+      </w:pPr>
+      <w:r>
+        <w:rPr>
+          <w:rFonts w:hint="default"/>
+          <w:lang w:val="en-US" w:eastAsia="zh-CN"/>
+        </w:rPr>
+        <w:t>核心主题：职业规划、自我营销与生活管理</w:t>
+      </w:r>
+      <w:r>
+        <w:rPr>
+          <w:rFonts w:hint="eastAsia"/>
+          <w:lang w:val="en-US" w:eastAsia="zh-CN"/>
+        </w:rPr>
+        <w:t>。</w:t>
+      </w:r>
+      <w:r>
+        <w:rPr>
+          <w:rFonts w:hint="default"/>
+          <w:lang w:val="en-US" w:eastAsia="zh-CN"/>
+        </w:rPr>
+        <w:t>作者John Sonmez认为，对于开发者来说，技术能力只是基础，社交和管理能力才是拉开差距的关键。</w:t>
+      </w:r>
+    </w:p>
+    <w:p>
+      <w:pPr>
+        <w:rPr>
+          <w:rFonts w:hint="default"/>
+          <w:lang w:val="en-US" w:eastAsia="zh-CN"/>
+        </w:rPr>
+      </w:pPr>
+      <w:r>
+        <w:rPr>
+          <w:rFonts w:hint="default"/>
+          <w:lang w:val="en-US" w:eastAsia="zh-CN"/>
+        </w:rPr>
+        <w:t>为什么读：这是一本非常实用的“全书”，涵盖了如何打造个人品牌、如何谈薪水、甚至包括理财、健身和心态管理。它能帮你把编程当成事业（Business）来经营，而不是一份单纯的打工。</w:t>
+      </w:r>
+    </w:p>
+    <w:p>
+      <w:pPr>
+        <w:rPr>
+          <w:rFonts w:hint="default"/>
+          <w:lang w:val="en-US" w:eastAsia="zh-CN"/>
+        </w:rPr>
+      </w:pPr>
+      <w:r>
+        <w:rPr>
+          <w:rFonts w:hint="default"/>
+          <w:b/>
+          <w:bCs/>
+          <w:lang w:val="en-US" w:eastAsia="zh-CN"/>
+        </w:rPr>
+        <w:t>《人件》(Peopleware)</w:t>
+      </w:r>
+    </w:p>
+    <w:p>
+      <w:pPr>
+        <w:rPr>
+          <w:rFonts w:hint="default"/>
+          <w:lang w:val="en-US" w:eastAsia="zh-CN"/>
+        </w:rPr>
+      </w:pPr>
+      <w:r>
+        <w:rPr>
+          <w:rFonts w:hint="default"/>
+          <w:lang w:val="en-US" w:eastAsia="zh-CN"/>
+        </w:rPr>
+        <w:t>核心主题：团队协作与办公环境心理学</w:t>
+      </w:r>
+      <w:r>
+        <w:rPr>
+          <w:rFonts w:hint="eastAsia"/>
+          <w:lang w:val="en-US" w:eastAsia="zh-CN"/>
+        </w:rPr>
+        <w:t>。</w:t>
+      </w:r>
+      <w:r>
+        <w:rPr>
+          <w:rFonts w:hint="default"/>
+          <w:lang w:val="en-US" w:eastAsia="zh-CN"/>
+        </w:rPr>
+        <w:t>书名Peopleware与Hardware/Software相对，强调软件开发本质上是人的活动，而非技术活动。</w:t>
+      </w:r>
+    </w:p>
+    <w:p>
+      <w:pPr>
+        <w:rPr>
+          <w:rFonts w:hint="default"/>
+          <w:lang w:val="en-US" w:eastAsia="zh-CN"/>
+        </w:rPr>
+      </w:pPr>
+      <w:r>
+        <w:rPr>
+          <w:rFonts w:hint="default"/>
+          <w:lang w:val="en-US" w:eastAsia="zh-CN"/>
+        </w:rPr>
+        <w:t>为什么读：它探讨了为什么办公室干扰是效率杀手，以及如何构建高性能的团队文化。如果你未来想走向管理岗位，或者想优化目前的团队协作，这是首选。</w:t>
+      </w:r>
+    </w:p>
+    <w:p>
+      <w:pPr>
+        <w:rPr>
+          <w:rFonts w:hint="default"/>
+          <w:lang w:val="en-US" w:eastAsia="zh-CN"/>
+        </w:rPr>
+      </w:pPr>
+      <w:r>
+        <w:rPr>
+          <w:rFonts w:hint="default"/>
+          <w:b/>
+          <w:bCs/>
+          <w:lang w:val="en-US" w:eastAsia="zh-CN"/>
+        </w:rPr>
+        <w:t>《深度工作》(Deep Work)</w:t>
+      </w:r>
+    </w:p>
+    <w:p>
+      <w:pPr>
+        <w:rPr>
+          <w:rFonts w:hint="default"/>
+          <w:lang w:val="en-US" w:eastAsia="zh-CN"/>
+        </w:rPr>
+      </w:pPr>
+      <w:r>
+        <w:rPr>
+          <w:rFonts w:hint="default"/>
+          <w:lang w:val="en-US" w:eastAsia="zh-CN"/>
+        </w:rPr>
+        <w:t>核心主题：专注力与认知产出</w:t>
+      </w:r>
+      <w:r>
+        <w:rPr>
+          <w:rFonts w:hint="eastAsia"/>
+          <w:lang w:val="en-US" w:eastAsia="zh-CN"/>
+        </w:rPr>
+        <w:t>。</w:t>
+      </w:r>
+      <w:r>
+        <w:rPr>
+          <w:rFonts w:hint="default"/>
+          <w:lang w:val="en-US" w:eastAsia="zh-CN"/>
+        </w:rPr>
+        <w:t>在干扰不断的互联网时代，保持深度专注的能力正变得越来越稀缺。卡尔·纽波特（Cal Newport）在书中提出了系统性的训练方法。</w:t>
+      </w:r>
+    </w:p>
+    <w:p>
+      <w:pPr>
+        <w:rPr>
+          <w:rFonts w:hint="default"/>
+          <w:lang w:val="en-US" w:eastAsia="zh-CN"/>
+        </w:rPr>
+      </w:pPr>
+      <w:r>
+        <w:rPr>
+          <w:rFonts w:hint="default"/>
+          <w:lang w:val="en-US" w:eastAsia="zh-CN"/>
+        </w:rPr>
+        <w:t>为什么读：编程是一项高度依赖“心流”的活动。这本书能教你如何屏蔽碎片化信息，通过深度工作在短时间内完成高质量的代码产出，从而在职业竞争中胜出。</w:t>
+      </w:r>
+    </w:p>
+    <w:p>
+      <w:pPr>
+        <w:rPr>
+          <w:rFonts w:hint="default"/>
+          <w:lang w:val="en-US" w:eastAsia="zh-CN"/>
+        </w:rPr>
+      </w:pPr>
+      <w:r>
+        <w:rPr>
+          <w:rFonts w:hint="default"/>
+          <w:b/>
+          <w:bCs/>
+          <w:lang w:val="en-US" w:eastAsia="zh-CN"/>
+        </w:rPr>
+        <w:t>《凤凰项目》(The Phoenix Project)</w:t>
+      </w:r>
+    </w:p>
+    <w:p>
+      <w:pPr>
+        <w:rPr>
+          <w:rFonts w:hint="default"/>
+          <w:lang w:val="en-US" w:eastAsia="zh-CN"/>
+        </w:rPr>
+      </w:pPr>
+      <w:r>
+        <w:rPr>
+          <w:rFonts w:hint="default"/>
+          <w:lang w:val="en-US" w:eastAsia="zh-CN"/>
+        </w:rPr>
+        <w:t>核心主题：DevOps、业务流程与IT运维</w:t>
+      </w:r>
+      <w:r>
+        <w:rPr>
+          <w:rFonts w:hint="eastAsia"/>
+          <w:lang w:val="en-US" w:eastAsia="zh-CN"/>
+        </w:rPr>
+        <w:t>。</w:t>
+      </w:r>
+      <w:r>
+        <w:rPr>
+          <w:rFonts w:hint="default"/>
+          <w:lang w:val="en-US" w:eastAsia="zh-CN"/>
+        </w:rPr>
+        <w:t>这是一本以小说形式编写的商业管理书。讲述了一位IT经理如何拯救一个濒临失败的项目。</w:t>
+      </w:r>
+    </w:p>
+    <w:p>
+      <w:pPr>
+        <w:rPr>
+          <w:rFonts w:hint="default"/>
+          <w:lang w:val="en-US" w:eastAsia="zh-CN"/>
+        </w:rPr>
+      </w:pPr>
+      <w:r>
+        <w:rPr>
+          <w:rFonts w:hint="default"/>
+          <w:lang w:val="en-US" w:eastAsia="zh-CN"/>
+        </w:rPr>
+        <w:t>为什么读： 它通过精彩的故事，深入浅出地讲解了DevOps的核心理念（如“三步工作法”）。它能帮你跳出代码实现，从公司业务流程的高度理解 IT 的价值。</w:t>
+      </w:r>
+    </w:p>
+    <w:p>
+      <w:pPr>
+        <w:rPr>
+          <w:rFonts w:hint="eastAsia"/>
+        </w:rPr>
+      </w:pPr>
+    </w:p>
+    <w:p>
+      <w:pPr>
+        <w:rPr>
+          <w:rFonts w:hint="eastAsia"/>
         </w:rPr>
       </w:pPr>
       <w:r>
@@ -1947,6 +2466,45 @@
           <w:rFonts w:hint="eastAsia"/>
         </w:rPr>
         <w:t>展现出Humility (谦逊)，面试官给出反馈时，要积极思考并吸收，而不是急于辩解。</w:t>
+      </w:r>
+    </w:p>
+    <w:p>
+      <w:pPr>
+        <w:rPr>
+          <w:rFonts w:hint="eastAsia"/>
+        </w:rPr>
+      </w:pPr>
+      <w:r>
+        <w:rPr>
+          <w:rFonts w:hint="eastAsia"/>
+        </w:rPr>
+        <w:t>细节：准备3个体现"Ownership"的故事。</w:t>
+      </w:r>
+    </w:p>
+    <w:p>
+      <w:pPr>
+        <w:rPr>
+          <w:rFonts w:hint="eastAsia"/>
+        </w:rPr>
+      </w:pPr>
+      <w:r>
+        <w:rPr>
+          <w:rFonts w:hint="eastAsia"/>
+        </w:rPr>
+        <w:t>错误示范：“老板让我改Bug，我改好了。”</w:t>
+      </w:r>
+    </w:p>
+    <w:p>
+      <w:pPr>
+        <w:rPr>
+          <w:rFonts w:hint="eastAsia"/>
+        </w:rPr>
+      </w:pPr>
+      <w:r>
+        <w:rPr>
+          <w:rFonts w:hint="eastAsia"/>
+        </w:rPr>
+        <w:t>谷歌示范：“我发现系统在极端情况下会有0.1%的延迟抖动，我主动调研了3种方案，推动团队重构了底层IO模块，最终降低了延迟并完善了监控。”</w:t>
       </w:r>
     </w:p>
     <w:p>
@@ -1994,6 +2552,7 @@
     <w:p>
       <w:pPr>
         <w:numPr>
+          <w:ilvl w:val="0"/>
           <w:numId w:val="0"/>
         </w:numPr>
         <w:rPr>
@@ -2023,6 +2582,7 @@
     <w:p>
       <w:pPr>
         <w:numPr>
+          <w:ilvl w:val="0"/>
           <w:numId w:val="0"/>
         </w:numPr>
         <w:rPr>
@@ -2050,6 +2610,7 @@
     <w:p>
       <w:pPr>
         <w:numPr>
+          <w:ilvl w:val="0"/>
           <w:numId w:val="0"/>
         </w:numPr>
         <w:rPr>
@@ -2068,6 +2629,7 @@
     <w:p>
       <w:pPr>
         <w:numPr>
+          <w:ilvl w:val="0"/>
           <w:numId w:val="0"/>
         </w:numPr>
         <w:rPr>
@@ -2097,6 +2659,7 @@
     <w:p>
       <w:pPr>
         <w:numPr>
+          <w:ilvl w:val="0"/>
           <w:numId w:val="0"/>
         </w:numPr>
         <w:rPr>
@@ -2124,6 +2687,7 @@
     <w:p>
       <w:pPr>
         <w:numPr>
+          <w:ilvl w:val="0"/>
           <w:numId w:val="0"/>
         </w:numPr>
         <w:rPr>
@@ -2142,6 +2706,7 @@
     <w:p>
       <w:pPr>
         <w:numPr>
+          <w:ilvl w:val="0"/>
           <w:numId w:val="0"/>
         </w:numPr>
         <w:rPr>
@@ -2158,12 +2723,11 @@
         </w:rPr>
         <w:t>DeepLearning.AI (Coursera)</w:t>
       </w:r>
-      <w:bookmarkStart w:id="0" w:name="_GoBack"/>
-      <w:bookmarkEnd w:id="0"/>
-    </w:p>
-    <w:p>
-      <w:pPr>
-        <w:numPr>
+    </w:p>
+    <w:p>
+      <w:pPr>
+        <w:numPr>
+          <w:ilvl w:val="0"/>
           <w:numId w:val="0"/>
         </w:numPr>
         <w:rPr>
@@ -2182,6 +2746,7 @@
     <w:p>
       <w:pPr>
         <w:numPr>
+          <w:ilvl w:val="0"/>
           <w:numId w:val="0"/>
         </w:numPr>
         <w:rPr>
@@ -2195,6 +2760,1323 @@
           <w:lang w:val="en-US" w:eastAsia="zh-CN"/>
         </w:rPr>
         <w:t>细节：重点看Structuring Machine Learning Projects。谷歌面试官喜欢考如何诊断模型：是高偏差(Bias)还是高方差(Variance)？</w:t>
+      </w:r>
+    </w:p>
+    <w:p>
+      <w:pPr>
+        <w:numPr>
+          <w:ilvl w:val="0"/>
+          <w:numId w:val="0"/>
+        </w:numPr>
+        <w:rPr>
+          <w:rFonts w:hint="default"/>
+          <w:lang w:val="en-US" w:eastAsia="zh-CN"/>
+        </w:rPr>
+      </w:pPr>
+    </w:p>
+    <w:p>
+      <w:pPr>
+        <w:numPr>
+          <w:ilvl w:val="0"/>
+          <w:numId w:val="0"/>
+        </w:numPr>
+        <w:rPr>
+          <w:rFonts w:hint="eastAsia"/>
+          <w:lang w:val="en-US" w:eastAsia="zh-CN"/>
+        </w:rPr>
+      </w:pPr>
+      <w:r>
+        <w:rPr>
+          <w:rFonts w:hint="eastAsia"/>
+          <w:b/>
+          <w:bCs/>
+          <w:lang w:val="en-US" w:eastAsia="zh-CN"/>
+        </w:rPr>
+        <w:t>五、专业能力</w:t>
+      </w:r>
+    </w:p>
+    <w:p>
+      <w:pPr>
+        <w:numPr>
+          <w:ilvl w:val="0"/>
+          <w:numId w:val="0"/>
+        </w:numPr>
+        <w:rPr>
+          <w:rFonts w:hint="eastAsia"/>
+          <w:lang w:val="en-US" w:eastAsia="zh-CN"/>
+        </w:rPr>
+      </w:pPr>
+      <w:r>
+        <w:rPr>
+          <w:rFonts w:hint="eastAsia"/>
+          <w:b/>
+          <w:bCs/>
+          <w:lang w:val="en-US" w:eastAsia="zh-CN"/>
+        </w:rPr>
+        <w:t>1.操作系统(Operating Systems)—理解代码运行的本质</w:t>
+      </w:r>
+    </w:p>
+    <w:p>
+      <w:pPr>
+        <w:numPr>
+          <w:ilvl w:val="0"/>
+          <w:numId w:val="0"/>
+        </w:numPr>
+        <w:rPr>
+          <w:rFonts w:hint="default"/>
+          <w:lang w:val="en-US" w:eastAsia="zh-CN"/>
+        </w:rPr>
+      </w:pPr>
+      <w:r>
+        <w:rPr>
+          <w:rFonts w:hint="default"/>
+          <w:b/>
+          <w:bCs/>
+          <w:lang w:val="en-US" w:eastAsia="zh-CN"/>
+        </w:rPr>
+        <w:t>必读书籍</w:t>
+      </w:r>
+    </w:p>
+    <w:p>
+      <w:pPr>
+        <w:numPr>
+          <w:ilvl w:val="0"/>
+          <w:numId w:val="0"/>
+        </w:numPr>
+        <w:rPr>
+          <w:rFonts w:hint="default"/>
+          <w:lang w:val="en-US" w:eastAsia="zh-CN"/>
+        </w:rPr>
+      </w:pPr>
+      <w:r>
+        <w:rPr>
+          <w:rFonts w:hint="default"/>
+          <w:b/>
+          <w:bCs/>
+          <w:lang w:val="en-US" w:eastAsia="zh-CN"/>
+        </w:rPr>
+        <w:t>《Operating Systems: Three Easy Pieces》(OSTEP)</w:t>
+      </w:r>
+    </w:p>
+    <w:p>
+      <w:pPr>
+        <w:numPr>
+          <w:ilvl w:val="0"/>
+          <w:numId w:val="0"/>
+        </w:numPr>
+        <w:rPr>
+          <w:rFonts w:hint="default"/>
+          <w:lang w:val="en-US" w:eastAsia="zh-CN"/>
+        </w:rPr>
+      </w:pPr>
+      <w:r>
+        <w:rPr>
+          <w:rFonts w:hint="default"/>
+          <w:lang w:val="en-US" w:eastAsia="zh-CN"/>
+        </w:rPr>
+        <w:t>这本书被誉为现代OS的巅峰之作，且作者提供免费在线版本。</w:t>
+      </w:r>
+    </w:p>
+    <w:p>
+      <w:pPr>
+        <w:numPr>
+          <w:ilvl w:val="0"/>
+          <w:numId w:val="0"/>
+        </w:numPr>
+        <w:rPr>
+          <w:rFonts w:hint="default"/>
+          <w:lang w:val="en-US" w:eastAsia="zh-CN"/>
+        </w:rPr>
+      </w:pPr>
+      <w:r>
+        <w:rPr>
+          <w:rFonts w:hint="default"/>
+          <w:lang w:val="en-US" w:eastAsia="zh-CN"/>
+        </w:rPr>
+        <w:t>必读细节：</w:t>
+      </w:r>
+    </w:p>
+    <w:p>
+      <w:pPr>
+        <w:numPr>
+          <w:ilvl w:val="0"/>
+          <w:numId w:val="0"/>
+        </w:numPr>
+        <w:rPr>
+          <w:rFonts w:hint="default"/>
+          <w:lang w:val="en-US" w:eastAsia="zh-CN"/>
+        </w:rPr>
+      </w:pPr>
+      <w:r>
+        <w:rPr>
+          <w:rFonts w:hint="default"/>
+          <w:lang w:val="en-US" w:eastAsia="zh-CN"/>
+        </w:rPr>
+        <w:t>Virtualization(虚拟化)模块：重点看Chapter 7-10 (CPU Scheduling)和Chapter 13-20 (Address Spaces &amp; Paging)。你要能讲清楚多级页表（Multi-level Page Tables）是如何节省内存的。</w:t>
+      </w:r>
+    </w:p>
+    <w:p>
+      <w:pPr>
+        <w:numPr>
+          <w:ilvl w:val="0"/>
+          <w:numId w:val="0"/>
+        </w:numPr>
+        <w:rPr>
+          <w:rFonts w:hint="default"/>
+          <w:lang w:val="en-US" w:eastAsia="zh-CN"/>
+        </w:rPr>
+      </w:pPr>
+      <w:r>
+        <w:rPr>
+          <w:rFonts w:hint="default"/>
+          <w:lang w:val="en-US" w:eastAsia="zh-CN"/>
+        </w:rPr>
+        <w:t>Concurrency(并发)模块：重点看Chapter 28-32(Locks, Condition Variables, Semaphores)。谷歌面试常考：如何用信号量实现一个生产者消费者模型。</w:t>
+      </w:r>
+    </w:p>
+    <w:p>
+      <w:pPr>
+        <w:numPr>
+          <w:ilvl w:val="0"/>
+          <w:numId w:val="0"/>
+        </w:numPr>
+        <w:rPr>
+          <w:rFonts w:hint="default"/>
+          <w:lang w:val="en-US" w:eastAsia="zh-CN"/>
+        </w:rPr>
+      </w:pPr>
+      <w:r>
+        <w:rPr>
+          <w:rFonts w:hint="default"/>
+          <w:lang w:val="en-US" w:eastAsia="zh-CN"/>
+        </w:rPr>
+        <w:t>Persistence(持久化)模块：重点看Chapter 39-40(Files and Directories)和Chapter 42(FSCK and Journaling)，理解文件系统如何在奔溃中恢复数据。</w:t>
+      </w:r>
+    </w:p>
+    <w:p>
+      <w:pPr>
+        <w:numPr>
+          <w:ilvl w:val="0"/>
+          <w:numId w:val="0"/>
+        </w:numPr>
+        <w:rPr>
+          <w:rFonts w:hint="default"/>
+          <w:lang w:val="en-US" w:eastAsia="zh-CN"/>
+        </w:rPr>
+      </w:pPr>
+      <w:r>
+        <w:rPr>
+          <w:rFonts w:hint="default"/>
+          <w:lang w:val="en-US" w:eastAsia="zh-CN"/>
+        </w:rPr>
+        <w:t>细节知识点：Context Switch (上下文切换) 的开销、Copy-on-Write (写时复制)原理、Virtual Memory的多级页表寻址。</w:t>
+      </w:r>
+    </w:p>
+    <w:p>
+      <w:pPr>
+        <w:numPr>
+          <w:ilvl w:val="0"/>
+          <w:numId w:val="0"/>
+        </w:numPr>
+        <w:rPr>
+          <w:rFonts w:hint="default"/>
+          <w:lang w:val="en-US" w:eastAsia="zh-CN"/>
+        </w:rPr>
+      </w:pPr>
+      <w:r>
+        <w:rPr>
+          <w:rFonts w:hint="default"/>
+          <w:lang w:val="en-US" w:eastAsia="zh-CN"/>
+        </w:rPr>
+        <w:t>面试真题：“如何设计一个不使用锁的并发队列？”（考察CAS操作）。“这个线程切换会消耗多少微秒”</w:t>
+      </w:r>
+      <w:r>
+        <w:rPr>
+          <w:rFonts w:hint="eastAsia"/>
+          <w:lang w:val="en-US" w:eastAsia="zh-CN"/>
+        </w:rPr>
+        <w:t>。</w:t>
+      </w:r>
+      <w:r>
+        <w:rPr>
+          <w:rFonts w:hint="default"/>
+          <w:lang w:val="en-US" w:eastAsia="zh-CN"/>
+        </w:rPr>
+        <w:t>“TCP握手时内核发生了什么”</w:t>
+      </w:r>
+      <w:r>
+        <w:rPr>
+          <w:rFonts w:hint="eastAsia"/>
+          <w:lang w:val="en-US" w:eastAsia="zh-CN"/>
+        </w:rPr>
+        <w:t>。</w:t>
+      </w:r>
+    </w:p>
+    <w:p>
+      <w:pPr>
+        <w:numPr>
+          <w:ilvl w:val="0"/>
+          <w:numId w:val="0"/>
+        </w:numPr>
+        <w:rPr>
+          <w:rFonts w:hint="default"/>
+          <w:lang w:val="en-US" w:eastAsia="zh-CN"/>
+        </w:rPr>
+      </w:pPr>
+    </w:p>
+    <w:p>
+      <w:pPr>
+        <w:numPr>
+          <w:ilvl w:val="0"/>
+          <w:numId w:val="0"/>
+        </w:numPr>
+        <w:rPr>
+          <w:rFonts w:hint="default"/>
+          <w:lang w:val="en-US" w:eastAsia="zh-CN"/>
+        </w:rPr>
+      </w:pPr>
+      <w:r>
+        <w:rPr>
+          <w:rFonts w:hint="default"/>
+          <w:b/>
+          <w:bCs/>
+          <w:lang w:val="en-US" w:eastAsia="zh-CN"/>
+        </w:rPr>
+        <w:t>推荐课程</w:t>
+      </w:r>
+    </w:p>
+    <w:p>
+      <w:pPr>
+        <w:numPr>
+          <w:ilvl w:val="0"/>
+          <w:numId w:val="0"/>
+        </w:numPr>
+        <w:rPr>
+          <w:rFonts w:hint="default"/>
+          <w:lang w:val="en-US" w:eastAsia="zh-CN"/>
+        </w:rPr>
+      </w:pPr>
+      <w:r>
+        <w:rPr>
+          <w:rFonts w:hint="default"/>
+          <w:b/>
+          <w:bCs/>
+          <w:lang w:val="en-US" w:eastAsia="zh-CN"/>
+        </w:rPr>
+        <w:t>UC Berkeley CS162(Operating Systems)</w:t>
+      </w:r>
+    </w:p>
+    <w:p>
+      <w:pPr>
+        <w:numPr>
+          <w:ilvl w:val="0"/>
+          <w:numId w:val="0"/>
+        </w:numPr>
+        <w:rPr>
+          <w:rFonts w:hint="default"/>
+          <w:lang w:val="en-US" w:eastAsia="zh-CN"/>
+        </w:rPr>
+      </w:pPr>
+      <w:r>
+        <w:rPr>
+          <w:rFonts w:hint="default"/>
+          <w:lang w:val="en-US" w:eastAsia="zh-CN"/>
+        </w:rPr>
+        <w:t>细节：关注其Project环节（通常是基于Pintos系统）。即便不亲手写，也要看其关于Context Switch(上下文切换)和User/Kernel Mode切换的讲义，这在性能优化面试中是杀手锏。</w:t>
+      </w:r>
+    </w:p>
+    <w:p>
+      <w:pPr>
+        <w:numPr>
+          <w:ilvl w:val="0"/>
+          <w:numId w:val="0"/>
+        </w:numPr>
+        <w:rPr>
+          <w:rFonts w:hint="default"/>
+          <w:lang w:val="en-US" w:eastAsia="zh-CN"/>
+        </w:rPr>
+      </w:pPr>
+    </w:p>
+    <w:p>
+      <w:pPr>
+        <w:numPr>
+          <w:ilvl w:val="0"/>
+          <w:numId w:val="0"/>
+        </w:numPr>
+        <w:rPr>
+          <w:rFonts w:hint="eastAsia"/>
+          <w:lang w:val="en-US" w:eastAsia="zh-CN"/>
+        </w:rPr>
+      </w:pPr>
+      <w:r>
+        <w:rPr>
+          <w:rFonts w:hint="eastAsia"/>
+          <w:b/>
+          <w:bCs/>
+          <w:lang w:val="en-US" w:eastAsia="zh-CN"/>
+        </w:rPr>
+        <w:t>2.计算机网络(Networking)—理解分布式系统的纽带</w:t>
+      </w:r>
+    </w:p>
+    <w:p>
+      <w:pPr>
+        <w:numPr>
+          <w:ilvl w:val="0"/>
+          <w:numId w:val="0"/>
+        </w:numPr>
+        <w:rPr>
+          <w:rFonts w:hint="eastAsia"/>
+          <w:lang w:val="en-US" w:eastAsia="zh-CN"/>
+        </w:rPr>
+      </w:pPr>
+      <w:r>
+        <w:rPr>
+          <w:rFonts w:hint="eastAsia"/>
+          <w:lang w:val="en-US" w:eastAsia="zh-CN"/>
+        </w:rPr>
+        <w:t>谷歌几乎所有产品都是全球分布的，网络延迟（Latency）是其核心关注点。</w:t>
+      </w:r>
+    </w:p>
+    <w:p>
+      <w:pPr>
+        <w:numPr>
+          <w:ilvl w:val="0"/>
+          <w:numId w:val="0"/>
+        </w:numPr>
+        <w:rPr>
+          <w:rFonts w:hint="eastAsia"/>
+          <w:lang w:val="en-US" w:eastAsia="zh-CN"/>
+        </w:rPr>
+      </w:pPr>
+      <w:r>
+        <w:rPr>
+          <w:rFonts w:hint="eastAsia"/>
+          <w:b/>
+          <w:bCs/>
+          <w:lang w:val="en-US" w:eastAsia="zh-CN"/>
+        </w:rPr>
+        <w:t>必读书籍</w:t>
+      </w:r>
+    </w:p>
+    <w:p>
+      <w:pPr>
+        <w:numPr>
+          <w:ilvl w:val="0"/>
+          <w:numId w:val="0"/>
+        </w:numPr>
+        <w:rPr>
+          <w:rFonts w:hint="eastAsia"/>
+          <w:lang w:val="en-US" w:eastAsia="zh-CN"/>
+        </w:rPr>
+      </w:pPr>
+      <w:r>
+        <w:rPr>
+          <w:rFonts w:hint="eastAsia"/>
+          <w:b/>
+          <w:bCs/>
+          <w:lang w:val="en-US" w:eastAsia="zh-CN"/>
+        </w:rPr>
+        <w:t>《Computer Networking: A Top-Down Approach》</w:t>
+      </w:r>
+      <w:r>
+        <w:rPr>
+          <w:rFonts w:hint="eastAsia"/>
+          <w:lang w:val="en-US" w:eastAsia="zh-CN"/>
+        </w:rPr>
+        <w:t>(Kurose &amp; Ross)</w:t>
+      </w:r>
+    </w:p>
+    <w:p>
+      <w:pPr>
+        <w:numPr>
+          <w:ilvl w:val="0"/>
+          <w:numId w:val="0"/>
+        </w:numPr>
+        <w:rPr>
+          <w:rFonts w:hint="eastAsia"/>
+          <w:lang w:val="en-US" w:eastAsia="zh-CN"/>
+        </w:rPr>
+      </w:pPr>
+      <w:r>
+        <w:rPr>
+          <w:rFonts w:hint="eastAsia"/>
+          <w:lang w:val="en-US" w:eastAsia="zh-CN"/>
+        </w:rPr>
+        <w:t>必读细节：</w:t>
+      </w:r>
+    </w:p>
+    <w:p>
+      <w:pPr>
+        <w:numPr>
+          <w:ilvl w:val="0"/>
+          <w:numId w:val="0"/>
+        </w:numPr>
+        <w:jc w:val="left"/>
+        <w:rPr>
+          <w:rFonts w:hint="eastAsia"/>
+          <w:lang w:val="en-US" w:eastAsia="zh-CN"/>
+        </w:rPr>
+      </w:pPr>
+      <w:r>
+        <w:rPr>
+          <w:rFonts w:hint="eastAsia"/>
+          <w:lang w:val="en-US" w:eastAsia="zh-CN"/>
+        </w:rPr>
+        <w:t>应用层：深入DNS(Chapter 2.4)。面试题：当你在浏览器输入 https://www.google.com/search?q=google.com发生了什么？（需要答出递归查询、授权服务器等细节）。</w:t>
+      </w:r>
+    </w:p>
+    <w:p>
+      <w:pPr>
+        <w:numPr>
+          <w:ilvl w:val="0"/>
+          <w:numId w:val="0"/>
+        </w:numPr>
+        <w:jc w:val="left"/>
+        <w:rPr>
+          <w:rFonts w:hint="eastAsia"/>
+          <w:lang w:val="en-US" w:eastAsia="zh-CN"/>
+        </w:rPr>
+      </w:pPr>
+      <w:r>
+        <w:rPr>
+          <w:rFonts w:hint="eastAsia"/>
+          <w:lang w:val="en-US" w:eastAsia="zh-CN"/>
+        </w:rPr>
+        <w:t>传输层：TCP拥塞控制(Chapter 3.7)是重点。理解慢启动（Slow Start）和拥塞避免。</w:t>
+      </w:r>
+    </w:p>
+    <w:p>
+      <w:pPr>
+        <w:numPr>
+          <w:ilvl w:val="0"/>
+          <w:numId w:val="0"/>
+        </w:numPr>
+        <w:jc w:val="left"/>
+        <w:rPr>
+          <w:rFonts w:hint="eastAsia"/>
+          <w:lang w:val="en-US" w:eastAsia="zh-CN"/>
+        </w:rPr>
+      </w:pPr>
+      <w:r>
+        <w:rPr>
+          <w:rFonts w:hint="eastAsia"/>
+          <w:lang w:val="en-US" w:eastAsia="zh-CN"/>
+        </w:rPr>
+        <w:t>网络层：理解BGP协议（Chapter 5.4），这是互联网的骨干。</w:t>
+      </w:r>
+    </w:p>
+    <w:p>
+      <w:pPr>
+        <w:numPr>
+          <w:ilvl w:val="0"/>
+          <w:numId w:val="0"/>
+        </w:numPr>
+        <w:rPr>
+          <w:rFonts w:hint="eastAsia"/>
+          <w:b/>
+          <w:bCs/>
+          <w:lang w:val="en-US" w:eastAsia="zh-CN"/>
+        </w:rPr>
+      </w:pPr>
+      <w:r>
+        <w:rPr>
+          <w:rFonts w:hint="eastAsia"/>
+          <w:b/>
+          <w:bCs/>
+          <w:lang w:val="en-US" w:eastAsia="zh-CN"/>
+        </w:rPr>
+        <w:t>深度资源</w:t>
+      </w:r>
+    </w:p>
+    <w:p>
+      <w:pPr>
+        <w:numPr>
+          <w:ilvl w:val="0"/>
+          <w:numId w:val="0"/>
+        </w:numPr>
+        <w:rPr>
+          <w:rFonts w:hint="eastAsia"/>
+          <w:lang w:val="en-US" w:eastAsia="zh-CN"/>
+        </w:rPr>
+      </w:pPr>
+      <w:r>
+        <w:rPr>
+          <w:rFonts w:hint="eastAsia"/>
+          <w:b/>
+          <w:bCs/>
+          <w:lang w:val="en-US" w:eastAsia="zh-CN"/>
+        </w:rPr>
+        <w:t>High Performance Browser Networking (HPBN)</w:t>
+      </w:r>
+    </w:p>
+    <w:p>
+      <w:pPr>
+        <w:numPr>
+          <w:ilvl w:val="0"/>
+          <w:numId w:val="0"/>
+        </w:numPr>
+        <w:rPr>
+          <w:rFonts w:hint="eastAsia"/>
+          <w:lang w:val="en-US" w:eastAsia="zh-CN"/>
+        </w:rPr>
+      </w:pPr>
+      <w:r>
+        <w:rPr>
+          <w:rFonts w:hint="eastAsia"/>
+          <w:lang w:val="en-US" w:eastAsia="zh-CN"/>
+        </w:rPr>
+        <w:t>在线阅读：hpbn.co</w:t>
+      </w:r>
+    </w:p>
+    <w:p>
+      <w:pPr>
+        <w:numPr>
+          <w:ilvl w:val="0"/>
+          <w:numId w:val="0"/>
+        </w:numPr>
+        <w:rPr>
+          <w:rFonts w:hint="eastAsia"/>
+          <w:lang w:val="en-US" w:eastAsia="zh-CN"/>
+        </w:rPr>
+      </w:pPr>
+      <w:r>
+        <w:rPr>
+          <w:rFonts w:hint="eastAsia"/>
+          <w:lang w:val="en-US" w:eastAsia="zh-CN"/>
+        </w:rPr>
+        <w:t>细节：谷歌工程师Ilya Grigorik编写。重点看HTTP/2和QUIC/HTTP/3章节。谷歌是这些协议的推动者，面试中提到QUIC如何解决队头阻塞（HOL Blocking）会非常加分。TCP拥塞控制 (Congestion Control)算法如何影响首字节时间(TTFB)；HTTP/2的多路复用与QUIC(HTTP/3)的连接迁移。</w:t>
+      </w:r>
+    </w:p>
+    <w:p>
+      <w:pPr>
+        <w:numPr>
+          <w:ilvl w:val="0"/>
+          <w:numId w:val="0"/>
+        </w:numPr>
+        <w:rPr>
+          <w:rFonts w:hint="eastAsia"/>
+          <w:lang w:val="en-US" w:eastAsia="zh-CN"/>
+        </w:rPr>
+      </w:pPr>
+    </w:p>
+    <w:p>
+      <w:pPr>
+        <w:numPr>
+          <w:ilvl w:val="0"/>
+          <w:numId w:val="0"/>
+        </w:numPr>
+        <w:rPr>
+          <w:rFonts w:hint="default"/>
+          <w:lang w:val="en-US" w:eastAsia="zh-CN"/>
+        </w:rPr>
+      </w:pPr>
+      <w:r>
+        <w:rPr>
+          <w:rFonts w:hint="eastAsia"/>
+          <w:b/>
+          <w:bCs/>
+          <w:lang w:val="en-US" w:eastAsia="zh-CN"/>
+        </w:rPr>
+        <w:t>3.</w:t>
+      </w:r>
+      <w:r>
+        <w:rPr>
+          <w:rFonts w:hint="default"/>
+          <w:b/>
+          <w:bCs/>
+          <w:lang w:val="en-US" w:eastAsia="zh-CN"/>
+        </w:rPr>
+        <w:t>数据库底层原理(Database Internals)</w:t>
+      </w:r>
+    </w:p>
+    <w:p>
+      <w:pPr>
+        <w:numPr>
+          <w:ilvl w:val="0"/>
+          <w:numId w:val="0"/>
+        </w:numPr>
+        <w:rPr>
+          <w:rFonts w:hint="default"/>
+          <w:lang w:val="en-US" w:eastAsia="zh-CN"/>
+        </w:rPr>
+      </w:pPr>
+      <w:r>
+        <w:rPr>
+          <w:rFonts w:hint="default"/>
+          <w:lang w:val="en-US" w:eastAsia="zh-CN"/>
+        </w:rPr>
+        <w:t>不要只停留在SQL语法，谷歌面试会问你“数据是怎么存在磁盘上的”。</w:t>
+      </w:r>
+    </w:p>
+    <w:p>
+      <w:pPr>
+        <w:numPr>
+          <w:ilvl w:val="0"/>
+          <w:numId w:val="0"/>
+        </w:numPr>
+        <w:rPr>
+          <w:rFonts w:hint="default"/>
+          <w:lang w:val="en-US" w:eastAsia="zh-CN"/>
+        </w:rPr>
+      </w:pPr>
+      <w:r>
+        <w:rPr>
+          <w:rFonts w:hint="default"/>
+          <w:b/>
+          <w:bCs/>
+          <w:lang w:val="en-US" w:eastAsia="zh-CN"/>
+        </w:rPr>
+        <w:t>必读书籍</w:t>
+      </w:r>
+    </w:p>
+    <w:p>
+      <w:pPr>
+        <w:numPr>
+          <w:ilvl w:val="0"/>
+          <w:numId w:val="0"/>
+        </w:numPr>
+        <w:rPr>
+          <w:rFonts w:hint="default"/>
+          <w:lang w:val="en-US" w:eastAsia="zh-CN"/>
+        </w:rPr>
+      </w:pPr>
+      <w:r>
+        <w:rPr>
+          <w:rFonts w:hint="default"/>
+          <w:b/>
+          <w:bCs/>
+          <w:lang w:val="en-US" w:eastAsia="zh-CN"/>
+        </w:rPr>
+        <w:t>《Database Internals》</w:t>
+      </w:r>
+      <w:r>
+        <w:rPr>
+          <w:rFonts w:hint="default"/>
+          <w:lang w:val="en-US" w:eastAsia="zh-CN"/>
+        </w:rPr>
+        <w:t>(Alex Petrov)</w:t>
+      </w:r>
+    </w:p>
+    <w:p>
+      <w:pPr>
+        <w:numPr>
+          <w:ilvl w:val="0"/>
+          <w:numId w:val="0"/>
+        </w:numPr>
+        <w:rPr>
+          <w:rFonts w:hint="default"/>
+          <w:lang w:val="en-US" w:eastAsia="zh-CN"/>
+        </w:rPr>
+      </w:pPr>
+      <w:r>
+        <w:rPr>
+          <w:rFonts w:hint="default"/>
+          <w:lang w:val="en-US" w:eastAsia="zh-CN"/>
+        </w:rPr>
+        <w:t>必读细节：</w:t>
+      </w:r>
+    </w:p>
+    <w:p>
+      <w:pPr>
+        <w:numPr>
+          <w:ilvl w:val="0"/>
+          <w:numId w:val="0"/>
+        </w:numPr>
+        <w:rPr>
+          <w:rFonts w:hint="default"/>
+          <w:lang w:val="en-US" w:eastAsia="zh-CN"/>
+        </w:rPr>
+      </w:pPr>
+      <w:r>
+        <w:rPr>
+          <w:rFonts w:hint="default"/>
+          <w:lang w:val="en-US" w:eastAsia="zh-CN"/>
+        </w:rPr>
+        <w:t>Storage Engines：彻底搞懂B-Trees vs. LSM-Trees(Chapter 1-4)。理解为什么Google Bigtable选择LSM-Tree而传统数据库选B-Tree。</w:t>
+      </w:r>
+    </w:p>
+    <w:p>
+      <w:pPr>
+        <w:numPr>
+          <w:ilvl w:val="0"/>
+          <w:numId w:val="0"/>
+        </w:numPr>
+        <w:rPr>
+          <w:rFonts w:hint="default"/>
+          <w:b/>
+          <w:bCs/>
+          <w:lang w:val="en-US" w:eastAsia="zh-CN"/>
+        </w:rPr>
+      </w:pPr>
+      <w:r>
+        <w:rPr>
+          <w:rFonts w:hint="default"/>
+          <w:b/>
+          <w:bCs/>
+          <w:lang w:val="en-US" w:eastAsia="zh-CN"/>
+        </w:rPr>
+        <w:t>Distributed Systems</w:t>
+      </w:r>
+    </w:p>
+    <w:p>
+      <w:pPr>
+        <w:numPr>
+          <w:ilvl w:val="0"/>
+          <w:numId w:val="0"/>
+        </w:numPr>
+        <w:rPr>
+          <w:rFonts w:hint="default"/>
+          <w:lang w:val="en-US" w:eastAsia="zh-CN"/>
+        </w:rPr>
+      </w:pPr>
+      <w:r>
+        <w:rPr>
+          <w:rFonts w:hint="default"/>
+          <w:lang w:val="en-US" w:eastAsia="zh-CN"/>
+        </w:rPr>
+        <w:t>学习Replication &amp; Consistency(Chapter 9-11)，重点理解什么是Linearizability (线性一致性)。</w:t>
+      </w:r>
+    </w:p>
+    <w:p>
+      <w:pPr>
+        <w:numPr>
+          <w:ilvl w:val="0"/>
+          <w:numId w:val="0"/>
+        </w:numPr>
+        <w:rPr>
+          <w:rFonts w:hint="default"/>
+          <w:b/>
+          <w:bCs/>
+          <w:lang w:val="en-US" w:eastAsia="zh-CN"/>
+        </w:rPr>
+      </w:pPr>
+      <w:r>
+        <w:rPr>
+          <w:rFonts w:hint="default"/>
+          <w:b/>
+          <w:bCs/>
+          <w:lang w:val="en-US" w:eastAsia="zh-CN"/>
+        </w:rPr>
+        <w:t>推荐课程</w:t>
+      </w:r>
+    </w:p>
+    <w:p>
+      <w:pPr>
+        <w:numPr>
+          <w:ilvl w:val="0"/>
+          <w:numId w:val="0"/>
+        </w:numPr>
+        <w:rPr>
+          <w:rFonts w:hint="default"/>
+          <w:lang w:val="en-US" w:eastAsia="zh-CN"/>
+        </w:rPr>
+      </w:pPr>
+      <w:r>
+        <w:rPr>
+          <w:rFonts w:hint="default"/>
+          <w:b/>
+          <w:bCs/>
+          <w:lang w:val="en-US" w:eastAsia="zh-CN"/>
+        </w:rPr>
+        <w:t>CMU 15-445/645 (Database Systems)</w:t>
+      </w:r>
+    </w:p>
+    <w:p>
+      <w:pPr>
+        <w:numPr>
+          <w:ilvl w:val="0"/>
+          <w:numId w:val="0"/>
+        </w:numPr>
+        <w:rPr>
+          <w:rFonts w:hint="default"/>
+          <w:lang w:val="en-US" w:eastAsia="zh-CN"/>
+        </w:rPr>
+      </w:pPr>
+      <w:r>
+        <w:rPr>
+          <w:rFonts w:hint="default"/>
+          <w:lang w:val="en-US" w:eastAsia="zh-CN"/>
+        </w:rPr>
+        <w:t>讲师：Andy Pavlo(非常硬核且幽默)</w:t>
+      </w:r>
+    </w:p>
+    <w:p>
+      <w:pPr>
+        <w:numPr>
+          <w:ilvl w:val="0"/>
+          <w:numId w:val="0"/>
+        </w:numPr>
+        <w:rPr>
+          <w:rFonts w:hint="default"/>
+          <w:lang w:val="en-US" w:eastAsia="zh-CN"/>
+        </w:rPr>
+      </w:pPr>
+      <w:r>
+        <w:rPr>
+          <w:rFonts w:hint="default"/>
+          <w:lang w:val="en-US" w:eastAsia="zh-CN"/>
+        </w:rPr>
+        <w:t>细节：重点看Query Execution和Concurrency Control(OCC vs. 2PL)模块。这门课会教你如何从零实现一个缓冲池管理器（Buffer Pool Manager）。</w:t>
+      </w:r>
+    </w:p>
+    <w:p>
+      <w:pPr>
+        <w:numPr>
+          <w:ilvl w:val="0"/>
+          <w:numId w:val="0"/>
+        </w:numPr>
+        <w:rPr>
+          <w:rFonts w:hint="default"/>
+          <w:lang w:val="en-US" w:eastAsia="zh-CN"/>
+        </w:rPr>
+      </w:pPr>
+    </w:p>
+    <w:p>
+      <w:pPr>
+        <w:numPr>
+          <w:ilvl w:val="0"/>
+          <w:numId w:val="0"/>
+        </w:numPr>
+        <w:rPr>
+          <w:rFonts w:hint="eastAsia"/>
+          <w:lang w:val="en-US" w:eastAsia="zh-CN"/>
+        </w:rPr>
+      </w:pPr>
+      <w:r>
+        <w:rPr>
+          <w:rFonts w:hint="eastAsia"/>
+          <w:b/>
+          <w:bCs/>
+          <w:lang w:val="en-US" w:eastAsia="zh-CN"/>
+        </w:rPr>
+        <w:t>4.并发与底层语言特性 (Concurrency &amp; Language Internals)</w:t>
+      </w:r>
+    </w:p>
+    <w:p>
+      <w:pPr>
+        <w:numPr>
+          <w:ilvl w:val="0"/>
+          <w:numId w:val="0"/>
+        </w:numPr>
+        <w:rPr>
+          <w:rFonts w:hint="eastAsia"/>
+          <w:lang w:val="en-US" w:eastAsia="zh-CN"/>
+        </w:rPr>
+      </w:pPr>
+      <w:r>
+        <w:rPr>
+          <w:rFonts w:hint="eastAsia"/>
+          <w:lang w:val="en-US" w:eastAsia="zh-CN"/>
+        </w:rPr>
+        <w:t>编程语言的“黑匣子”</w:t>
+      </w:r>
+    </w:p>
+    <w:p>
+      <w:pPr>
+        <w:numPr>
+          <w:ilvl w:val="0"/>
+          <w:numId w:val="0"/>
+        </w:numPr>
+        <w:rPr>
+          <w:rFonts w:hint="eastAsia"/>
+          <w:b/>
+          <w:bCs/>
+          <w:lang w:val="en-US" w:eastAsia="zh-CN"/>
+        </w:rPr>
+      </w:pPr>
+      <w:r>
+        <w:rPr>
+          <w:rFonts w:hint="eastAsia"/>
+          <w:b/>
+          <w:bCs/>
+          <w:lang w:val="en-US" w:eastAsia="zh-CN"/>
+        </w:rPr>
+        <w:t>C++候选人：</w:t>
+      </w:r>
+    </w:p>
+    <w:p>
+      <w:pPr>
+        <w:numPr>
+          <w:ilvl w:val="0"/>
+          <w:numId w:val="0"/>
+        </w:numPr>
+        <w:rPr>
+          <w:rFonts w:hint="eastAsia"/>
+          <w:lang w:val="en-US" w:eastAsia="zh-CN"/>
+        </w:rPr>
+      </w:pPr>
+      <w:r>
+        <w:rPr>
+          <w:rFonts w:hint="eastAsia"/>
+          <w:b/>
+          <w:bCs/>
+          <w:lang w:val="en-US" w:eastAsia="zh-CN"/>
+        </w:rPr>
+        <w:t>《Effective Modern C++》</w:t>
+      </w:r>
+      <w:r>
+        <w:rPr>
+          <w:rFonts w:hint="eastAsia"/>
+          <w:lang w:val="en-US" w:eastAsia="zh-CN"/>
+        </w:rPr>
+        <w:t>(Scott Meyers)</w:t>
+      </w:r>
+    </w:p>
+    <w:p>
+      <w:pPr>
+        <w:numPr>
+          <w:ilvl w:val="0"/>
+          <w:numId w:val="0"/>
+        </w:numPr>
+        <w:rPr>
+          <w:rFonts w:hint="eastAsia"/>
+          <w:lang w:val="en-US" w:eastAsia="zh-CN"/>
+        </w:rPr>
+      </w:pPr>
+      <w:r>
+        <w:rPr>
+          <w:rFonts w:hint="eastAsia"/>
+          <w:lang w:val="en-US" w:eastAsia="zh-CN"/>
+        </w:rPr>
+        <w:t>细节：重点看Smart Pointers和Concurrency API。理解std::move的底层原理（Rvalue references）。</w:t>
+      </w:r>
+    </w:p>
+    <w:p>
+      <w:pPr>
+        <w:numPr>
+          <w:ilvl w:val="0"/>
+          <w:numId w:val="0"/>
+        </w:numPr>
+        <w:rPr>
+          <w:rFonts w:hint="eastAsia"/>
+          <w:lang w:val="en-US" w:eastAsia="zh-CN"/>
+        </w:rPr>
+      </w:pPr>
+      <w:r>
+        <w:rPr>
+          <w:rFonts w:hint="eastAsia"/>
+          <w:b/>
+          <w:bCs/>
+          <w:lang w:val="en-US" w:eastAsia="zh-CN"/>
+        </w:rPr>
+        <w:t>Java候选人</w:t>
+      </w:r>
+      <w:r>
+        <w:rPr>
+          <w:rFonts w:hint="eastAsia"/>
+          <w:lang w:val="en-US" w:eastAsia="zh-CN"/>
+        </w:rPr>
+        <w:t>：</w:t>
+      </w:r>
+    </w:p>
+    <w:p>
+      <w:pPr>
+        <w:numPr>
+          <w:ilvl w:val="0"/>
+          <w:numId w:val="0"/>
+        </w:numPr>
+        <w:rPr>
+          <w:rFonts w:hint="eastAsia"/>
+          <w:lang w:val="en-US" w:eastAsia="zh-CN"/>
+        </w:rPr>
+      </w:pPr>
+      <w:r>
+        <w:rPr>
+          <w:rFonts w:hint="eastAsia"/>
+          <w:b/>
+          <w:bCs/>
+          <w:lang w:val="en-US" w:eastAsia="zh-CN"/>
+        </w:rPr>
+        <w:t>《Java Concurrency in Practice》</w:t>
+      </w:r>
+    </w:p>
+    <w:p>
+      <w:pPr>
+        <w:numPr>
+          <w:ilvl w:val="0"/>
+          <w:numId w:val="0"/>
+        </w:numPr>
+        <w:rPr>
+          <w:rFonts w:hint="eastAsia"/>
+          <w:lang w:val="en-US" w:eastAsia="zh-CN"/>
+        </w:rPr>
+      </w:pPr>
+      <w:r>
+        <w:rPr>
+          <w:rFonts w:hint="eastAsia"/>
+          <w:lang w:val="en-US" w:eastAsia="zh-CN"/>
+        </w:rPr>
+        <w:t>细节：重点看Chapter 3(Sharing Objects)和Chapter 15(Atomic Variables and Nonblocking Synchronization)。理解CAS原理。</w:t>
+      </w:r>
+    </w:p>
+    <w:p>
+      <w:pPr>
+        <w:numPr>
+          <w:ilvl w:val="0"/>
+          <w:numId w:val="0"/>
+        </w:numPr>
+        <w:rPr>
+          <w:rFonts w:hint="eastAsia"/>
+          <w:lang w:val="en-US" w:eastAsia="zh-CN"/>
+        </w:rPr>
+      </w:pPr>
+      <w:r>
+        <w:rPr>
+          <w:rFonts w:hint="eastAsia"/>
+          <w:b/>
+          <w:bCs/>
+          <w:lang w:val="en-US" w:eastAsia="zh-CN"/>
+        </w:rPr>
+        <w:t>Go候选人</w:t>
+      </w:r>
+      <w:r>
+        <w:rPr>
+          <w:rFonts w:hint="eastAsia"/>
+          <w:lang w:val="en-US" w:eastAsia="zh-CN"/>
+        </w:rPr>
+        <w:t xml:space="preserve">： </w:t>
+      </w:r>
+    </w:p>
+    <w:p>
+      <w:pPr>
+        <w:numPr>
+          <w:ilvl w:val="0"/>
+          <w:numId w:val="0"/>
+        </w:numPr>
+        <w:rPr>
+          <w:rFonts w:hint="eastAsia"/>
+          <w:lang w:val="en-US" w:eastAsia="zh-CN"/>
+        </w:rPr>
+      </w:pPr>
+      <w:r>
+        <w:rPr>
+          <w:rFonts w:hint="eastAsia"/>
+          <w:b/>
+          <w:bCs/>
+          <w:lang w:val="en-US" w:eastAsia="zh-CN"/>
+        </w:rPr>
+        <w:t>Go Scheduler(G-M-P Model)</w:t>
+      </w:r>
+    </w:p>
+    <w:p>
+      <w:pPr>
+        <w:numPr>
+          <w:ilvl w:val="0"/>
+          <w:numId w:val="0"/>
+        </w:numPr>
+        <w:rPr>
+          <w:rFonts w:hint="eastAsia"/>
+          <w:lang w:val="en-US" w:eastAsia="zh-CN"/>
+        </w:rPr>
+      </w:pPr>
+      <w:r>
+        <w:rPr>
+          <w:rFonts w:hint="eastAsia"/>
+          <w:lang w:val="en-US" w:eastAsia="zh-CN"/>
+        </w:rPr>
+        <w:t>细节：搜索相关的博客或Talk，理解Go如何在用户态实现高并发调度。</w:t>
+      </w:r>
+    </w:p>
+    <w:p>
+      <w:pPr>
+        <w:numPr>
+          <w:ilvl w:val="0"/>
+          <w:numId w:val="0"/>
+        </w:numPr>
+        <w:rPr>
+          <w:rFonts w:hint="eastAsia"/>
+          <w:lang w:val="en-US" w:eastAsia="zh-CN"/>
+        </w:rPr>
+      </w:pPr>
+    </w:p>
+    <w:p>
+      <w:pPr>
+        <w:numPr>
+          <w:ilvl w:val="0"/>
+          <w:numId w:val="0"/>
+        </w:numPr>
+        <w:rPr>
+          <w:rFonts w:hint="eastAsia"/>
+          <w:b/>
+          <w:bCs/>
+          <w:lang w:val="en-US" w:eastAsia="zh-CN"/>
+        </w:rPr>
+      </w:pPr>
+      <w:r>
+        <w:rPr>
+          <w:rFonts w:hint="eastAsia"/>
+          <w:b/>
+          <w:bCs/>
+          <w:lang w:val="en-US" w:eastAsia="zh-CN"/>
+        </w:rPr>
+        <w:t>课程</w:t>
+      </w:r>
+    </w:p>
+    <w:p>
+      <w:pPr>
+        <w:numPr>
+          <w:ilvl w:val="0"/>
+          <w:numId w:val="0"/>
+        </w:numPr>
+        <w:rPr>
+          <w:rFonts w:hint="eastAsia"/>
+          <w:lang w:val="en-US" w:eastAsia="zh-CN"/>
+        </w:rPr>
+      </w:pPr>
+      <w:r>
+        <w:rPr>
+          <w:rFonts w:hint="eastAsia"/>
+          <w:b/>
+          <w:bCs/>
+          <w:lang w:val="en-US" w:eastAsia="zh-CN"/>
+        </w:rPr>
+        <w:t>Coursera - Parallel Programming (Ecole Polytechnique Fédérale de Lausanne)</w:t>
+      </w:r>
+    </w:p>
+    <w:p>
+      <w:pPr>
+        <w:numPr>
+          <w:ilvl w:val="0"/>
+          <w:numId w:val="0"/>
+        </w:numPr>
+        <w:rPr>
+          <w:rFonts w:hint="eastAsia"/>
+          <w:lang w:val="en-US" w:eastAsia="zh-CN"/>
+        </w:rPr>
+      </w:pPr>
+      <w:r>
+        <w:rPr>
+          <w:rFonts w:hint="eastAsia"/>
+          <w:lang w:val="en-US" w:eastAsia="zh-CN"/>
+        </w:rPr>
+        <w:t>细节：学习数据并行（Data Parallelism）和任务并行（Task Parallelism）的区别，这对于大规模数据处理面试非常有用。</w:t>
+      </w:r>
+    </w:p>
+    <w:p>
+      <w:pPr>
+        <w:numPr>
+          <w:ilvl w:val="0"/>
+          <w:numId w:val="0"/>
+        </w:numPr>
+        <w:rPr>
+          <w:rFonts w:hint="eastAsia"/>
+          <w:lang w:val="en-US" w:eastAsia="zh-CN"/>
+        </w:rPr>
+      </w:pPr>
+    </w:p>
+    <w:p>
+      <w:pPr>
+        <w:numPr>
+          <w:ilvl w:val="0"/>
+          <w:numId w:val="0"/>
+        </w:numPr>
+        <w:rPr>
+          <w:rFonts w:hint="eastAsia"/>
+          <w:lang w:val="en-US" w:eastAsia="zh-CN"/>
+        </w:rPr>
+      </w:pPr>
+      <w:r>
+        <w:rPr>
+          <w:rFonts w:hint="eastAsia"/>
+          <w:lang w:val="en-US" w:eastAsia="zh-CN"/>
+        </w:rPr>
+        <w:t>5.</w:t>
+      </w:r>
+      <w:r>
+        <w:rPr>
+          <w:rFonts w:hint="eastAsia"/>
+          <w:b/>
+          <w:bCs/>
+          <w:lang w:val="en-US" w:eastAsia="zh-CN"/>
+        </w:rPr>
+        <w:t>计算机体系结构(Computer Architecture)—性能优化的极限</w:t>
+      </w:r>
+    </w:p>
+    <w:p>
+      <w:pPr>
+        <w:numPr>
+          <w:ilvl w:val="0"/>
+          <w:numId w:val="0"/>
+        </w:numPr>
+        <w:rPr>
+          <w:rFonts w:hint="default"/>
+          <w:lang w:val="en-US" w:eastAsia="zh-CN"/>
+        </w:rPr>
+      </w:pPr>
+      <w:r>
+        <w:rPr>
+          <w:rFonts w:hint="default"/>
+          <w:b/>
+          <w:bCs/>
+          <w:lang w:val="en-US" w:eastAsia="zh-CN"/>
+        </w:rPr>
+        <w:t>书籍</w:t>
+      </w:r>
+    </w:p>
+    <w:p>
+      <w:pPr>
+        <w:numPr>
+          <w:ilvl w:val="0"/>
+          <w:numId w:val="0"/>
+        </w:numPr>
+        <w:rPr>
+          <w:rFonts w:hint="default"/>
+          <w:lang w:val="en-US" w:eastAsia="zh-CN"/>
+        </w:rPr>
+      </w:pPr>
+      <w:r>
+        <w:rPr>
+          <w:rFonts w:hint="default"/>
+          <w:b/>
+          <w:bCs/>
+          <w:lang w:val="en-US" w:eastAsia="zh-CN"/>
+        </w:rPr>
+        <w:t>《Computer Organization and Design》</w:t>
+      </w:r>
+      <w:r>
+        <w:rPr>
+          <w:rFonts w:hint="default"/>
+          <w:lang w:val="en-US" w:eastAsia="zh-CN"/>
+        </w:rPr>
+        <w:t>(Patterson &amp; Hennessy)</w:t>
+      </w:r>
+    </w:p>
+    <w:p>
+      <w:pPr>
+        <w:numPr>
+          <w:ilvl w:val="0"/>
+          <w:numId w:val="0"/>
+        </w:numPr>
+        <w:rPr>
+          <w:rFonts w:hint="default"/>
+          <w:lang w:val="en-US" w:eastAsia="zh-CN"/>
+        </w:rPr>
+      </w:pPr>
+      <w:r>
+        <w:rPr>
+          <w:rFonts w:hint="default"/>
+          <w:lang w:val="en-US" w:eastAsia="zh-CN"/>
+        </w:rPr>
+        <w:t>细节：重点看Memory Hierarchy (Chapter 5)。理解Cache Miss对程序性能的毁灭性打击。</w:t>
+      </w:r>
+    </w:p>
+    <w:p>
+      <w:pPr>
+        <w:numPr>
+          <w:ilvl w:val="0"/>
+          <w:numId w:val="0"/>
+        </w:numPr>
+        <w:rPr>
+          <w:rFonts w:hint="default"/>
+          <w:lang w:val="en-US" w:eastAsia="zh-CN"/>
+        </w:rPr>
+      </w:pPr>
+      <w:r>
+        <w:rPr>
+          <w:rFonts w:hint="default"/>
+          <w:lang w:val="en-US" w:eastAsia="zh-CN"/>
+        </w:rPr>
+        <w:t>加分项：了解False Sharing (伪共享)和NUMA架构。在处理每秒数百万次请求的谷歌系统里，这些都是必须考虑的。</w:t>
       </w:r>
     </w:p>
     <w:p>
@@ -2224,7 +4106,7 @@
           <w:szCs w:val="24"/>
           <w:lang w:val="en-US" w:eastAsia="zh-CN" w:bidi="ar-SA"/>
         </w:rPr>
-        <w:t>五</w:t>
+        <w:t>六</w:t>
       </w:r>
       <w:r>
         <w:rPr>
@@ -2707,6 +4589,8 @@
         </w:rPr>
         <w:t>背熟这些数字：L1 Cache访问(0.5 ns)、SSD顺序读取(1 ms)、同一数据中心往返(0.5 ms)。在系统设计开始前，先做容量估算。</w:t>
       </w:r>
+      <w:bookmarkStart w:id="0" w:name="_GoBack"/>
+      <w:bookmarkEnd w:id="0"/>
     </w:p>
     <w:p>
       <w:pPr>
